--- a/DM2026-Lab1-Master-Questions.docx
+++ b/DM2026-Lab1-Master-Questions.docx
@@ -1,6 +1,6 @@
 
 <file path=word/document.xml><?xml version="1.0" encoding="utf-8"?>
-<w:document xmlns:wpc="http://schemas.microsoft.com/office/word/2010/wordprocessingCanvas" xmlns:cx="http://schemas.microsoft.com/office/drawing/2014/chartex" xmlns:cx1="http://schemas.microsoft.com/office/drawing/2015/9/8/chartex" xmlns:cx2="http://schemas.microsoft.com/office/drawing/2015/10/21/chartex" xmlns:cx3="http://schemas.microsoft.com/office/drawing/2016/5/9/chartex" xmlns:cx4="http://schemas.microsoft.com/office/drawing/2016/5/10/chartex" xmlns:cx5="http://schemas.microsoft.com/office/drawing/2016/5/11/chartex" xmlns:cx6="http://schemas.microsoft.com/office/drawing/2016/5/12/chartex" xmlns:cx7="http://schemas.microsoft.com/office/drawing/2016/5/13/chartex" xmlns:cx8="http://schemas.microsoft.com/office/drawing/2016/5/14/chartex" xmlns:mc="http://schemas.openxmlformats.org/markup-compatibility/2006" xmlns:aink="http://schemas.microsoft.com/office/drawing/2016/ink" xmlns:am3d="http://schemas.microsoft.com/office/drawing/2017/model3d" xmlns:o="urn:schemas-microsoft-com:office:office" xmlns:oel="http://schemas.microsoft.com/office/2019/extlst" xmlns:r="http://schemas.openxmlformats.org/officeDocument/2006/relationships" xmlns:m="http://schemas.openxmlformats.org/officeDocument/2006/math" xmlns:v="urn:schemas-microsoft-com:vml" xmlns:wp14="http://schemas.microsoft.com/office/word/2010/wordprocessingDrawing" xmlns:wp="http://schemas.openxmlformats.org/drawingml/2006/wordprocessingDrawing" xmlns:w10="urn:schemas-microsoft-com:office:word" xmlns:w="http://schemas.openxmlformats.org/wordprocessingml/2006/main" xmlns:w14="http://schemas.microsoft.com/office/word/2010/wordml" xmlns:w15="http://schemas.microsoft.com/office/word/2012/wordml" xmlns:w16cex="http://schemas.microsoft.com/office/word/2018/wordml/cex" xmlns:w16cid="http://schemas.microsoft.com/office/word/2016/wordml/cid" xmlns:w16="http://schemas.microsoft.com/office/word/2018/wordml" xmlns:w16du="http://schemas.microsoft.com/office/word/2023/wordml/word16du" xmlns:w16sdtdh="http://schemas.microsoft.com/office/word/2020/wordml/sdtdatahash" xmlns:w16sdtfl="http://schemas.microsoft.com/office/word/2024/wordml/sdtformatlock" xmlns:w16se="http://schemas.microsoft.com/office/word/2015/wordml/symex" xmlns:wpg="http://schemas.microsoft.com/office/word/2010/wordprocessingGroup" xmlns:wpi="http://schemas.microsoft.com/office/word/2010/wordprocessingInk" xmlns:wne="http://schemas.microsoft.com/office/word/2006/wordml" xmlns:wps="http://schemas.microsoft.com/office/word/2010/wordprocessingShape" mc:Ignorable="w14 w15 w16se w16cid w16 w16cex w16sdtdh w16sdtfl w16du wp14">
+<w:document xmlns:wpc="http://schemas.microsoft.com/office/word/2010/wordprocessingCanvas" xmlns:cx="http://schemas.microsoft.com/office/drawing/2014/chartex" xmlns:cx1="http://schemas.microsoft.com/office/drawing/2015/9/8/chartex" xmlns:cx2="http://schemas.microsoft.com/office/drawing/2015/10/21/chartex" xmlns:cx3="http://schemas.microsoft.com/office/drawing/2016/5/9/chartex" xmlns:cx4="http://schemas.microsoft.com/office/drawing/2016/5/10/chartex" xmlns:cx5="http://schemas.microsoft.com/office/drawing/2016/5/11/chartex" xmlns:cx6="http://schemas.microsoft.com/office/drawing/2016/5/12/chartex" xmlns:cx7="http://schemas.microsoft.com/office/drawing/2016/5/13/chartex" xmlns:cx8="http://schemas.microsoft.com/office/drawing/2016/5/14/chartex" xmlns:mc="http://schemas.openxmlformats.org/markup-compatibility/2006" xmlns:m="http://schemas.openxmlformats.org/officeDocument/2006/math" xmlns:aink="http://schemas.microsoft.com/office/drawing/2016/ink" xmlns:am3d="http://schemas.microsoft.com/office/drawing/2017/model3d" xmlns:oel="http://schemas.microsoft.com/office/2019/extlst" xmlns:r="http://schemas.openxmlformats.org/officeDocument/2006/relationships" xmlns:wp14="http://schemas.microsoft.com/office/word/2010/wordprocessingDrawing" xmlns:wp="http://schemas.openxmlformats.org/drawingml/2006/wordprocessingDrawing" xmlns:wpg="http://schemas.microsoft.com/office/word/2010/wordprocessingGroup" xmlns:wpi="http://schemas.microsoft.com/office/word/2010/wordprocessingInk" xmlns:wps="http://schemas.microsoft.com/office/word/2010/wordprocessingShape" xmlns:o="urn:schemas-microsoft-com:office:office" xmlns:v="urn:schemas-microsoft-com:vml" xmlns:w10="urn:schemas-microsoft-com:office:word" xmlns:w="http://schemas.openxmlformats.org/wordprocessingml/2006/main" xmlns:w14="http://schemas.microsoft.com/office/word/2010/wordml" xmlns:w15="http://schemas.microsoft.com/office/word/2012/wordml" xmlns:w16cex="http://schemas.microsoft.com/office/word/2018/wordml/cex" xmlns:w16cid="http://schemas.microsoft.com/office/word/2016/wordml/cid" xmlns:w16="http://schemas.microsoft.com/office/word/2018/wordml" xmlns:w16sdtdh="http://schemas.microsoft.com/office/word/2020/wordml/sdtdatahash" xmlns:w16sdtfl="http://schemas.microsoft.com/office/word/2024/wordml/sdtformatlock" xmlns:w16se="http://schemas.microsoft.com/office/word/2015/wordml/symex" xmlns:w16du="http://schemas.microsoft.com/office/word/2023/wordml/word16du" xmlns:wne="http://schemas.microsoft.com/office/word/2006/wordml" mc:Ignorable="w14 w15 w16se w16cid w16 w16cex w16sdtdh w16sdtfl w16du wp14">
   <w:body>
     <w:p>
       <w:pPr>
@@ -95,10 +95,15 @@
       </w:pPr>
       <w:r>
         <w:rPr>
-          <w:rFonts w:ascii="Century Schoolbook" w:hAnsi="Century Schoolbook"/>
-        </w:rPr>
-        <w:pict w14:anchorId="12157EBA">
-          <v:rect id="_x0000_i1025" style="width:0;height:1.5pt" o:hralign="center" o:hrstd="t" o:hr="t" fillcolor="#a0a0a0" stroked="f"/>
+          <w:noProof/>
+        </w:rPr>
+      </w:r>
+      <w:r>
+        <w:pict w14:anchorId="625E0BED">
+          <v:rect id="Horizontal Line 1" o:spid="_x0000_s2062" style="width:451.3pt;height:1.1pt;visibility:visible;mso-wrap-style:square;mso-left-percent:-10001;mso-top-percent:-10001;mso-position-horizontal:absolute;mso-position-horizontal-relative:char;mso-position-vertical:absolute;mso-position-vertical-relative:line;mso-left-percent:-10001;mso-top-percent:-10001;v-text-anchor:top" o:gfxdata="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" filled="f">
+            <o:lock v:ext="edit" rotation="t" aspectratio="t" verticies="t" text="t" shapetype="t"/>
+            <w10:anchorlock/>
+          </v:rect>
         </w:pict>
       </w:r>
     </w:p>
@@ -195,6 +200,14 @@
         </w:rPr>
         <w:t>English Name:</w:t>
       </w:r>
+      <w:r>
+        <w:rPr>
+          <w:rFonts w:ascii="Century Schoolbook" w:hAnsi="Century Schoolbook"/>
+          <w:b/>
+          <w:bCs/>
+        </w:rPr>
+        <w:t xml:space="preserve"> Tobias Enemark Ottsen</w:t>
+      </w:r>
     </w:p>
     <w:p>
       <w:pPr>
@@ -215,6 +228,14 @@
         </w:rPr>
         <w:t>Chinese Name:</w:t>
       </w:r>
+      <w:r>
+        <w:rPr>
+          <w:rFonts w:ascii="Century Schoolbook" w:hAnsi="Century Schoolbook"/>
+          <w:b/>
+          <w:bCs/>
+        </w:rPr>
+        <w:t xml:space="preserve"> </w:t>
+      </w:r>
     </w:p>
     <w:p>
       <w:pPr>
@@ -235,6 +256,22 @@
         </w:rPr>
         <w:t>Email:</w:t>
       </w:r>
+      <w:r>
+        <w:rPr>
+          <w:rFonts w:ascii="Century Schoolbook" w:hAnsi="Century Schoolbook"/>
+          <w:b/>
+          <w:bCs/>
+        </w:rPr>
+        <w:t>toott19@student.sdu.dk</w:t>
+      </w:r>
+      <w:r>
+        <w:rPr>
+          <w:rFonts w:ascii="Century Schoolbook" w:hAnsi="Century Schoolbook"/>
+          <w:b/>
+          <w:bCs/>
+        </w:rPr>
+        <w:tab/>
+      </w:r>
     </w:p>
     <w:p>
       <w:pPr>
@@ -255,6 +292,14 @@
         </w:rPr>
         <w:t>Student ID:</w:t>
       </w:r>
+      <w:r>
+        <w:rPr>
+          <w:rFonts w:ascii="Century Schoolbook" w:hAnsi="Century Schoolbook"/>
+          <w:b/>
+          <w:bCs/>
+        </w:rPr>
+        <w:t xml:space="preserve"> J153020003</w:t>
+      </w:r>
     </w:p>
     <w:p>
       <w:pPr>
@@ -275,20 +320,33 @@
         </w:rPr>
         <w:t>University:</w:t>
       </w:r>
-    </w:p>
-    <w:p>
-      <w:pPr>
-        <w:jc w:val="both"/>
-        <w:rPr>
-          <w:rFonts w:ascii="Century Schoolbook" w:hAnsi="Century Schoolbook"/>
-        </w:rPr>
-      </w:pPr>
-      <w:r>
-        <w:rPr>
-          <w:rFonts w:ascii="Century Schoolbook" w:hAnsi="Century Schoolbook"/>
-        </w:rPr>
-        <w:pict w14:anchorId="5DAB6F00">
-          <v:rect id="_x0000_i1026" style="width:0;height:1.5pt" o:hralign="center" o:hrstd="t" o:hr="t" fillcolor="#a0a0a0" stroked="f"/>
+      <w:r>
+        <w:rPr>
+          <w:rFonts w:ascii="Century Schoolbook" w:hAnsi="Century Schoolbook"/>
+          <w:b/>
+          <w:bCs/>
+        </w:rPr>
+        <w:t xml:space="preserve"> NSYSU</w:t>
+      </w:r>
+    </w:p>
+    <w:p>
+      <w:pPr>
+        <w:jc w:val="both"/>
+        <w:rPr>
+          <w:rFonts w:ascii="Century Schoolbook" w:hAnsi="Century Schoolbook"/>
+        </w:rPr>
+      </w:pPr>
+      <w:r>
+        <w:rPr>
+          <w:noProof/>
+        </w:rPr>
+      </w:r>
+      <w:r>
+        <w:pict w14:anchorId="6DD5721B">
+          <v:rect id="Horizontal Line 2" o:spid="_x0000_s2061" style="width:451.3pt;height:1.1pt;visibility:visible;mso-wrap-style:square;mso-left-percent:-10001;mso-top-percent:-10001;mso-position-horizontal:absolute;mso-position-horizontal-relative:char;mso-position-vertical:absolute;mso-position-vertical-relative:line;mso-left-percent:-10001;mso-top-percent:-10001;v-text-anchor:top" o:gfxdata="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" filled="f">
+            <o:lock v:ext="edit" rotation="t" aspectratio="t" verticies="t" text="t" shapetype="t"/>
+            <w10:anchorlock/>
+          </v:rect>
         </w:pict>
       </w:r>
     </w:p>
@@ -449,35 +507,7 @@
         <w:rPr>
           <w:rFonts w:ascii="Century Schoolbook" w:hAnsi="Century Schoolbook"/>
         </w:rPr>
-        <w:t xml:space="preserve">Read the task; change parameters when asked (e.g. </w:t>
-      </w:r>
-      <w:proofErr w:type="spellStart"/>
-      <w:r>
-        <w:rPr>
-          <w:rFonts w:ascii="Century Schoolbook" w:hAnsi="Century Schoolbook"/>
-        </w:rPr>
-        <w:t>stop_words</w:t>
-      </w:r>
-      <w:proofErr w:type="spellEnd"/>
-      <w:r>
-        <w:rPr>
-          <w:rFonts w:ascii="Century Schoolbook" w:hAnsi="Century Schoolbook"/>
-        </w:rPr>
-        <w:t xml:space="preserve">, thresholds, k, </w:t>
-      </w:r>
-      <w:proofErr w:type="spellStart"/>
-      <w:r>
-        <w:rPr>
-          <w:rFonts w:ascii="Century Schoolbook" w:hAnsi="Century Schoolbook"/>
-        </w:rPr>
-        <w:t>minSup</w:t>
-      </w:r>
-      <w:proofErr w:type="spellEnd"/>
-      <w:r>
-        <w:rPr>
-          <w:rFonts w:ascii="Century Schoolbook" w:hAnsi="Century Schoolbook"/>
-        </w:rPr>
-        <w:t>).</w:t>
+        <w:t>Read the task; change parameters when asked (e.g. stop_words, thresholds, k, minSup).</w:t>
       </w:r>
     </w:p>
     <w:p>
@@ -937,7 +967,7 @@
     </w:p>
     <w:p>
       <w:pPr>
-        <w:pStyle w:val="ListParagraph"/>
+        <w:pStyle w:val="Listeafsnit"/>
         <w:numPr>
           <w:ilvl w:val="0"/>
           <w:numId w:val="15"/>
@@ -978,16 +1008,16 @@
     </w:p>
     <w:p>
       <w:pPr>
-        <w:pStyle w:val="ListParagraph"/>
-        <w:jc w:val="both"/>
-        <w:rPr>
-          <w:rFonts w:ascii="Century Schoolbook" w:hAnsi="Century Schoolbook"/>
-        </w:rPr>
-      </w:pPr>
-    </w:p>
-    <w:p>
-      <w:pPr>
-        <w:pStyle w:val="ListParagraph"/>
+        <w:pStyle w:val="Listeafsnit"/>
+        <w:jc w:val="both"/>
+        <w:rPr>
+          <w:rFonts w:ascii="Century Schoolbook" w:hAnsi="Century Schoolbook"/>
+        </w:rPr>
+      </w:pPr>
+    </w:p>
+    <w:p>
+      <w:pPr>
+        <w:pStyle w:val="Listeafsnit"/>
         <w:numPr>
           <w:ilvl w:val="0"/>
           <w:numId w:val="15"/>
@@ -1042,16 +1072,16 @@
     </w:p>
     <w:p>
       <w:pPr>
-        <w:pStyle w:val="ListParagraph"/>
-        <w:jc w:val="both"/>
-        <w:rPr>
-          <w:rFonts w:ascii="Century Schoolbook" w:hAnsi="Century Schoolbook"/>
-        </w:rPr>
-      </w:pPr>
-    </w:p>
-    <w:p>
-      <w:pPr>
-        <w:pStyle w:val="ListParagraph"/>
+        <w:pStyle w:val="Listeafsnit"/>
+        <w:jc w:val="both"/>
+        <w:rPr>
+          <w:rFonts w:ascii="Century Schoolbook" w:hAnsi="Century Schoolbook"/>
+        </w:rPr>
+      </w:pPr>
+    </w:p>
+    <w:p>
+      <w:pPr>
+        <w:pStyle w:val="Listeafsnit"/>
         <w:numPr>
           <w:ilvl w:val="0"/>
           <w:numId w:val="15"/>
@@ -1087,21 +1117,7 @@
         <w:rPr>
           <w:rFonts w:ascii="Century Schoolbook" w:hAnsi="Century Schoolbook"/>
         </w:rPr>
-        <w:t xml:space="preserve"> or leave it blank only if you truly did not use AI for that question. References are still encouraged if you </w:t>
-      </w:r>
-      <w:proofErr w:type="gramStart"/>
-      <w:r>
-        <w:rPr>
-          <w:rFonts w:ascii="Century Schoolbook" w:hAnsi="Century Schoolbook"/>
-        </w:rPr>
-        <w:t>looked</w:t>
-      </w:r>
-      <w:proofErr w:type="gramEnd"/>
-      <w:r>
-        <w:rPr>
-          <w:rFonts w:ascii="Century Schoolbook" w:hAnsi="Century Schoolbook"/>
-        </w:rPr>
-        <w:t xml:space="preserve"> anything up.</w:t>
+        <w:t xml:space="preserve"> or leave it blank only if you truly did not use AI for that question. References are still encouraged if you looked anything up.</w:t>
       </w:r>
     </w:p>
     <w:p>
@@ -1291,11 +1307,15 @@
       </w:pPr>
       <w:r>
         <w:rPr>
-          <w:rFonts w:ascii="Century Schoolbook" w:hAnsi="Century Schoolbook"/>
-        </w:rPr>
-        <w:lastRenderedPageBreak/>
-        <w:pict w14:anchorId="14CE2D24">
-          <v:rect id="_x0000_i1027" style="width:0;height:1.5pt" o:hralign="center" o:hrstd="t" o:hr="t" fillcolor="#a0a0a0" stroked="f"/>
+          <w:noProof/>
+        </w:rPr>
+      </w:r>
+      <w:r>
+        <w:pict w14:anchorId="4BA1B5B2">
+          <v:rect id="Horizontal Line 3" o:spid="_x0000_s2060" style="width:451.3pt;height:1.1pt;visibility:visible;mso-wrap-style:square;mso-left-percent:-10001;mso-top-percent:-10001;mso-position-horizontal:absolute;mso-position-horizontal-relative:char;mso-position-vertical:absolute;mso-position-vertical-relative:line;mso-left-percent:-10001;mso-top-percent:-10001;v-text-anchor:top" o:gfxdata="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" filled="f">
+            <o:lock v:ext="edit" rotation="t" aspectratio="t" verticies="t" text="t" shapetype="t"/>
+            <w10:anchorlock/>
+          </v:rect>
         </w:pict>
       </w:r>
     </w:p>
@@ -1380,21 +1400,7 @@
         <w:rPr>
           <w:rFonts w:ascii="Century Schoolbook" w:hAnsi="Century Schoolbook"/>
         </w:rPr>
-        <w:t xml:space="preserve"> Filter the </w:t>
-      </w:r>
-      <w:proofErr w:type="spellStart"/>
-      <w:r>
-        <w:rPr>
-          <w:rFonts w:ascii="Century Schoolbook" w:hAnsi="Century Schoolbook"/>
-        </w:rPr>
-        <w:t>dataframe</w:t>
-      </w:r>
-      <w:proofErr w:type="spellEnd"/>
-      <w:r>
-        <w:rPr>
-          <w:rFonts w:ascii="Century Schoolbook" w:hAnsi="Century Schoolbook"/>
-        </w:rPr>
-        <w:t xml:space="preserve"> </w:t>
+        <w:t xml:space="preserve"> Filter the dataframe </w:t>
       </w:r>
       <w:r>
         <w:rPr>
@@ -1410,7 +1416,6 @@
         </w:rPr>
         <w:t xml:space="preserve"> for the category </w:t>
       </w:r>
-      <w:proofErr w:type="spellStart"/>
       <w:r>
         <w:rPr>
           <w:rFonts w:ascii="Century Schoolbook" w:hAnsi="Century Schoolbook"/>
@@ -1419,7 +1424,6 @@
         </w:rPr>
         <w:t>sci.med</w:t>
       </w:r>
-      <w:proofErr w:type="spellEnd"/>
       <w:r>
         <w:rPr>
           <w:rFonts w:ascii="Century Schoolbook" w:hAnsi="Century Schoolbook"/>
@@ -1578,10 +1582,15 @@
       </w:pPr>
       <w:r>
         <w:rPr>
-          <w:rFonts w:ascii="Century Schoolbook" w:hAnsi="Century Schoolbook"/>
-        </w:rPr>
-        <w:pict w14:anchorId="44A68543">
-          <v:rect id="_x0000_i1028" style="width:0;height:1.5pt" o:hralign="center" o:hrstd="t" o:hr="t" fillcolor="#a0a0a0" stroked="f"/>
+          <w:noProof/>
+        </w:rPr>
+      </w:r>
+      <w:r>
+        <w:pict w14:anchorId="2788CA52">
+          <v:rect id="Horizontal Line 4" o:spid="_x0000_s2059" style="width:451.3pt;height:1.1pt;visibility:visible;mso-wrap-style:square;mso-left-percent:-10001;mso-top-percent:-10001;mso-position-horizontal:absolute;mso-position-horizontal-relative:char;mso-position-vertical:absolute;mso-position-vertical-relative:line;mso-left-percent:-10001;mso-top-percent:-10001;v-text-anchor:top" o:gfxdata="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" filled="f">
+            <o:lock v:ext="edit" rotation="t" aspectratio="t" verticies="t" text="t" shapetype="t"/>
+            <w10:anchorlock/>
+          </v:rect>
         </w:pict>
       </w:r>
     </w:p>
@@ -1624,21 +1633,115 @@
         </w:rPr>
         <w:t xml:space="preserve"> Section 4.1 — Question 2 (take home) (after the </w:t>
       </w:r>
-      <w:proofErr w:type="gramStart"/>
-      <w:r>
-        <w:rPr>
-          <w:rFonts w:ascii="Century Schoolbook" w:hAnsi="Century Schoolbook"/>
-          <w:b/>
-          <w:bCs/>
-        </w:rPr>
-        <w:t>dropna(</w:t>
-      </w:r>
-      <w:proofErr w:type="gramEnd"/>
-      <w:r>
-        <w:rPr>
-          <w:rFonts w:ascii="Century Schoolbook" w:hAnsi="Century Schoolbook"/>
-          <w:b/>
-          <w:bCs/>
+      <w:r>
+        <w:rPr>
+          <w:rFonts w:ascii="Century Schoolbook" w:hAnsi="Century Schoolbook"/>
+          <w:b/>
+          <w:bCs/>
+        </w:rPr>
+        <w:t>dropna()</w:t>
+      </w:r>
+      <w:r>
+        <w:rPr>
+          <w:rFonts w:ascii="Century Schoolbook" w:hAnsi="Century Schoolbook"/>
+        </w:rPr>
+        <w:t xml:space="preserve"> demonstration)</w:t>
+      </w:r>
+    </w:p>
+    <w:p>
+      <w:pPr>
+        <w:jc w:val="both"/>
+        <w:rPr>
+          <w:rFonts w:ascii="Century Schoolbook" w:hAnsi="Century Schoolbook"/>
+        </w:rPr>
+      </w:pPr>
+      <w:r>
+        <w:rPr>
+          <w:rFonts w:ascii="Century Schoolbook" w:hAnsi="Century Schoolbook"/>
+          <w:b/>
+          <w:bCs/>
+        </w:rPr>
+        <w:t>Task:</w:t>
+      </w:r>
+      <w:r>
+        <w:rPr>
+          <w:rFonts w:ascii="Century Schoolbook" w:hAnsi="Century Schoolbook"/>
+        </w:rPr>
+        <w:t xml:space="preserve"> </w:t>
+      </w:r>
+      <w:r>
+        <w:rPr>
+          <w:rFonts w:ascii="Century Schoolbook" w:hAnsi="Century Schoolbook"/>
+        </w:rPr>
+        <w:t xml:space="preserve">In Section 4.1, a dummy record with a missing value is injected and then removed using the </w:t>
+      </w:r>
+      <w:r>
+        <w:rPr>
+          <w:rFonts w:ascii="Century Schoolbook" w:hAnsi="Century Schoolbook"/>
+          <w:b/>
+          <w:bCs/>
+        </w:rPr>
+        <w:t>dropna()</w:t>
+      </w:r>
+      <w:r>
+        <w:rPr>
+          <w:rFonts w:ascii="Century Schoolbook" w:hAnsi="Century Schoolbook"/>
+        </w:rPr>
+        <w:t xml:space="preserve"> function.</w:t>
+      </w:r>
+    </w:p>
+    <w:p>
+      <w:pPr>
+        <w:jc w:val="both"/>
+        <w:rPr>
+          <w:rFonts w:ascii="Century Schoolbook" w:hAnsi="Century Schoolbook"/>
+        </w:rPr>
+      </w:pPr>
+      <w:r>
+        <w:rPr>
+          <w:rFonts w:ascii="Century Schoolbook" w:hAnsi="Century Schoolbook"/>
+          <w:b/>
+          <w:bCs/>
+        </w:rPr>
+        <w:t>Question:</w:t>
+      </w:r>
+      <w:r>
+        <w:rPr>
+          <w:rFonts w:ascii="Century Schoolbook" w:hAnsi="Century Schoolbook"/>
+        </w:rPr>
+        <w:t xml:space="preserve"> If 40% of documents were missing the </w:t>
+      </w:r>
+      <w:r>
+        <w:rPr>
+          <w:rFonts w:ascii="Century Schoolbook" w:hAnsi="Century Schoolbook"/>
+          <w:b/>
+          <w:bCs/>
+        </w:rPr>
+        <w:t>category_name</w:t>
+      </w:r>
+      <w:r>
+        <w:rPr>
+          <w:rFonts w:ascii="Century Schoolbook" w:hAnsi="Century Schoolbook"/>
+        </w:rPr>
+        <w:t xml:space="preserve"> label, why would simply dropping these rows (</w:t>
+      </w:r>
+      <w:r>
+        <w:rPr>
+          <w:rFonts w:ascii="Century Schoolbook" w:hAnsi="Century Schoolbook"/>
+        </w:rPr>
+        <w:t xml:space="preserve">with </w:t>
+      </w:r>
+      <w:r>
+        <w:rPr>
+          <w:rFonts w:ascii="Century Schoolbook" w:hAnsi="Century Schoolbook"/>
+          <w:b/>
+          <w:bCs/>
+        </w:rPr>
+        <w:t>dropna()</w:t>
+      </w:r>
+      <w:r>
+        <w:rPr>
+          <w:rFonts w:ascii="Century Schoolbook" w:hAnsi="Century Schoolbook"/>
         </w:rPr>
         <w:t>)</w:t>
       </w:r>
@@ -1646,7 +1749,214 @@
         <w:rPr>
           <w:rFonts w:ascii="Century Schoolbook" w:hAnsi="Century Schoolbook"/>
         </w:rPr>
-        <w:t xml:space="preserve"> demonstration)</w:t>
+        <w:t xml:space="preserve"> be a flawed data mining strategy? Name one objective alternative so the text data can still be utilized.</w:t>
+      </w:r>
+    </w:p>
+    <w:p>
+      <w:pPr>
+        <w:jc w:val="both"/>
+        <w:rPr>
+          <w:rFonts w:ascii="Century Schoolbook" w:hAnsi="Century Schoolbook"/>
+        </w:rPr>
+      </w:pPr>
+      <w:r>
+        <w:rPr>
+          <w:rFonts w:ascii="Century Schoolbook" w:hAnsi="Century Schoolbook"/>
+          <w:b/>
+          <w:bCs/>
+        </w:rPr>
+        <w:t>Answer:</w:t>
+      </w:r>
+    </w:p>
+    <w:p>
+      <w:pPr>
+        <w:jc w:val="both"/>
+        <w:rPr>
+          <w:rFonts w:ascii="Century Schoolbook" w:hAnsi="Century Schoolbook"/>
+        </w:rPr>
+      </w:pPr>
+      <w:r>
+        <w:rPr>
+          <w:rFonts w:ascii="Century Schoolbook" w:hAnsi="Century Schoolbook"/>
+          <w:b/>
+          <w:bCs/>
+        </w:rPr>
+        <w:t>AI used for this answer:</w:t>
+      </w:r>
+      <w:r>
+        <w:rPr>
+          <w:rFonts w:ascii="Century Schoolbook" w:hAnsi="Century Schoolbook"/>
+        </w:rPr>
+        <w:t xml:space="preserve"> Yes / No </w:t>
+      </w:r>
+    </w:p>
+    <w:p>
+      <w:pPr>
+        <w:jc w:val="both"/>
+        <w:rPr>
+          <w:rFonts w:ascii="Century Schoolbook" w:hAnsi="Century Schoolbook"/>
+        </w:rPr>
+      </w:pPr>
+      <w:r>
+        <w:rPr>
+          <w:rFonts w:ascii="Century Schoolbook" w:hAnsi="Century Schoolbook"/>
+          <w:b/>
+          <w:bCs/>
+        </w:rPr>
+        <w:t>If yes, how:</w:t>
+      </w:r>
+      <w:r>
+        <w:rPr>
+          <w:rFonts w:ascii="Century Schoolbook" w:hAnsi="Century Schoolbook"/>
+        </w:rPr>
+        <w:t xml:space="preserve"> </w:t>
+      </w:r>
+    </w:p>
+    <w:p>
+      <w:pPr>
+        <w:jc w:val="both"/>
+        <w:rPr>
+          <w:rFonts w:ascii="Century Schoolbook" w:hAnsi="Century Schoolbook"/>
+        </w:rPr>
+      </w:pPr>
+      <w:r>
+        <w:rPr>
+          <w:rFonts w:ascii="Century Schoolbook" w:hAnsi="Century Schoolbook"/>
+          <w:b/>
+          <w:bCs/>
+        </w:rPr>
+        <w:t>External references (links):</w:t>
+      </w:r>
+      <w:r>
+        <w:rPr>
+          <w:rFonts w:ascii="Century Schoolbook" w:hAnsi="Century Schoolbook"/>
+        </w:rPr>
+        <w:t xml:space="preserve"> </w:t>
+      </w:r>
+    </w:p>
+    <w:p>
+      <w:pPr>
+        <w:jc w:val="both"/>
+        <w:rPr>
+          <w:rFonts w:ascii="Century Schoolbook" w:hAnsi="Century Schoolbook"/>
+        </w:rPr>
+      </w:pPr>
+    </w:p>
+    <w:p>
+      <w:pPr>
+        <w:jc w:val="both"/>
+        <w:rPr>
+          <w:rFonts w:ascii="Century Schoolbook" w:hAnsi="Century Schoolbook"/>
+        </w:rPr>
+      </w:pPr>
+    </w:p>
+    <w:p>
+      <w:pPr>
+        <w:jc w:val="both"/>
+        <w:rPr>
+          <w:rFonts w:ascii="Century Schoolbook" w:hAnsi="Century Schoolbook"/>
+        </w:rPr>
+      </w:pPr>
+    </w:p>
+    <w:p>
+      <w:pPr>
+        <w:jc w:val="both"/>
+        <w:rPr>
+          <w:rFonts w:ascii="Century Schoolbook" w:hAnsi="Century Schoolbook"/>
+        </w:rPr>
+      </w:pPr>
+    </w:p>
+    <w:p>
+      <w:pPr>
+        <w:jc w:val="both"/>
+        <w:rPr>
+          <w:rFonts w:ascii="Century Schoolbook" w:hAnsi="Century Schoolbook"/>
+        </w:rPr>
+      </w:pPr>
+    </w:p>
+    <w:p>
+      <w:pPr>
+        <w:jc w:val="both"/>
+        <w:rPr>
+          <w:rFonts w:ascii="Century Schoolbook" w:hAnsi="Century Schoolbook"/>
+        </w:rPr>
+      </w:pPr>
+    </w:p>
+    <w:p>
+      <w:pPr>
+        <w:jc w:val="both"/>
+        <w:rPr>
+          <w:rFonts w:ascii="Century Schoolbook" w:hAnsi="Century Schoolbook"/>
+        </w:rPr>
+      </w:pPr>
+    </w:p>
+    <w:p>
+      <w:pPr>
+        <w:jc w:val="both"/>
+        <w:rPr>
+          <w:rFonts w:ascii="Century Schoolbook" w:hAnsi="Century Schoolbook"/>
+        </w:rPr>
+      </w:pPr>
+    </w:p>
+    <w:p>
+      <w:pPr>
+        <w:jc w:val="both"/>
+        <w:rPr>
+          <w:rFonts w:ascii="Century Schoolbook" w:hAnsi="Century Schoolbook"/>
+        </w:rPr>
+      </w:pPr>
+      <w:r>
+        <w:rPr>
+          <w:noProof/>
+        </w:rPr>
+      </w:r>
+      <w:r>
+        <w:pict w14:anchorId="050B7265">
+          <v:rect id="Horizontal Line 5" o:spid="_x0000_s2058" style="width:451.3pt;height:1.1pt;visibility:visible;mso-wrap-style:square;mso-left-percent:-10001;mso-top-percent:-10001;mso-position-horizontal:absolute;mso-position-horizontal-relative:char;mso-position-vertical:absolute;mso-position-vertical-relative:line;mso-left-percent:-10001;mso-top-percent:-10001;v-text-anchor:top" o:gfxdata="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" filled="f">
+            <o:lock v:ext="edit" rotation="t" aspectratio="t" verticies="t" text="t" shapetype="t"/>
+            <w10:anchorlock/>
+          </v:rect>
+        </w:pict>
+      </w:r>
+    </w:p>
+    <w:p>
+      <w:pPr>
+        <w:jc w:val="both"/>
+        <w:rPr>
+          <w:rFonts w:ascii="Century Schoolbook" w:hAnsi="Century Schoolbook"/>
+          <w:b/>
+          <w:bCs/>
+        </w:rPr>
+      </w:pPr>
+      <w:r>
+        <w:rPr>
+          <w:rFonts w:ascii="Century Schoolbook" w:hAnsi="Century Schoolbook"/>
+          <w:b/>
+          <w:bCs/>
+        </w:rPr>
+        <w:t>Question 3: Data Sampling Risks</w:t>
+      </w:r>
+    </w:p>
+    <w:p>
+      <w:pPr>
+        <w:jc w:val="both"/>
+        <w:rPr>
+          <w:rFonts w:ascii="Century Schoolbook" w:hAnsi="Century Schoolbook"/>
+        </w:rPr>
+      </w:pPr>
+      <w:r>
+        <w:rPr>
+          <w:rFonts w:ascii="Century Schoolbook" w:hAnsi="Century Schoolbook"/>
+          <w:b/>
+          <w:bCs/>
+        </w:rPr>
+        <w:t>Notebook:</w:t>
+      </w:r>
+      <w:r>
+        <w:rPr>
+          <w:rFonts w:ascii="Century Schoolbook" w:hAnsi="Century Schoolbook"/>
+        </w:rPr>
+        <w:t xml:space="preserve"> Section 5.1 — Question 3 (take home)</w:t>
       </w:r>
     </w:p>
     <w:p>
@@ -1674,392 +1984,15 @@
         <w:rPr>
           <w:rFonts w:ascii="Century Schoolbook" w:hAnsi="Century Schoolbook"/>
         </w:rPr>
-        <w:t xml:space="preserve">In Section 4.1, a dummy record with a missing value is injected and then removed using the </w:t>
-      </w:r>
-      <w:proofErr w:type="spellStart"/>
-      <w:proofErr w:type="gramStart"/>
-      <w:r>
-        <w:rPr>
-          <w:rFonts w:ascii="Century Schoolbook" w:hAnsi="Century Schoolbook"/>
-          <w:b/>
-          <w:bCs/>
-        </w:rPr>
-        <w:t>dropna</w:t>
-      </w:r>
-      <w:proofErr w:type="spellEnd"/>
-      <w:r>
-        <w:rPr>
-          <w:rFonts w:ascii="Century Schoolbook" w:hAnsi="Century Schoolbook"/>
-          <w:b/>
-          <w:bCs/>
-        </w:rPr>
-        <w:t>(</w:t>
-      </w:r>
-      <w:proofErr w:type="gramEnd"/>
-      <w:r>
-        <w:rPr>
-          <w:rFonts w:ascii="Century Schoolbook" w:hAnsi="Century Schoolbook"/>
-          <w:b/>
-          <w:bCs/>
-        </w:rPr>
-        <w:t>)</w:t>
-      </w:r>
-      <w:r>
-        <w:rPr>
-          <w:rFonts w:ascii="Century Schoolbook" w:hAnsi="Century Schoolbook"/>
-        </w:rPr>
-        <w:t xml:space="preserve"> function.</w:t>
-      </w:r>
-    </w:p>
-    <w:p>
-      <w:pPr>
-        <w:jc w:val="both"/>
-        <w:rPr>
-          <w:rFonts w:ascii="Century Schoolbook" w:hAnsi="Century Schoolbook"/>
-        </w:rPr>
-      </w:pPr>
-      <w:r>
-        <w:rPr>
-          <w:rFonts w:ascii="Century Schoolbook" w:hAnsi="Century Schoolbook"/>
-          <w:b/>
-          <w:bCs/>
-        </w:rPr>
-        <w:t>Question:</w:t>
-      </w:r>
-      <w:r>
-        <w:rPr>
-          <w:rFonts w:ascii="Century Schoolbook" w:hAnsi="Century Schoolbook"/>
-        </w:rPr>
-        <w:t xml:space="preserve"> If 40% of documents were missing the </w:t>
-      </w:r>
-      <w:proofErr w:type="spellStart"/>
-      <w:r>
-        <w:rPr>
-          <w:rFonts w:ascii="Century Schoolbook" w:hAnsi="Century Schoolbook"/>
-          <w:b/>
-          <w:bCs/>
-        </w:rPr>
-        <w:t>category_name</w:t>
-      </w:r>
-      <w:proofErr w:type="spellEnd"/>
-      <w:r>
-        <w:rPr>
-          <w:rFonts w:ascii="Century Schoolbook" w:hAnsi="Century Schoolbook"/>
-        </w:rPr>
-        <w:t xml:space="preserve"> label, why would simply dropping these rows (</w:t>
-      </w:r>
-      <w:r>
-        <w:rPr>
-          <w:rFonts w:ascii="Century Schoolbook" w:hAnsi="Century Schoolbook"/>
-        </w:rPr>
-        <w:t xml:space="preserve">with </w:t>
-      </w:r>
-      <w:proofErr w:type="spellStart"/>
-      <w:proofErr w:type="gramStart"/>
-      <w:r>
-        <w:rPr>
-          <w:rFonts w:ascii="Century Schoolbook" w:hAnsi="Century Schoolbook"/>
-          <w:b/>
-          <w:bCs/>
-        </w:rPr>
-        <w:t>dropna</w:t>
-      </w:r>
-      <w:proofErr w:type="spellEnd"/>
-      <w:r>
-        <w:rPr>
-          <w:rFonts w:ascii="Century Schoolbook" w:hAnsi="Century Schoolbook"/>
-          <w:b/>
-          <w:bCs/>
-        </w:rPr>
-        <w:t>(</w:t>
-      </w:r>
-      <w:proofErr w:type="gramEnd"/>
-      <w:r>
-        <w:rPr>
-          <w:rFonts w:ascii="Century Schoolbook" w:hAnsi="Century Schoolbook"/>
-          <w:b/>
-          <w:bCs/>
-        </w:rPr>
-        <w:t>)</w:t>
-      </w:r>
-      <w:r>
-        <w:rPr>
-          <w:rFonts w:ascii="Century Schoolbook" w:hAnsi="Century Schoolbook"/>
-        </w:rPr>
-        <w:t>)</w:t>
-      </w:r>
-      <w:r>
-        <w:rPr>
-          <w:rFonts w:ascii="Century Schoolbook" w:hAnsi="Century Schoolbook"/>
-        </w:rPr>
-        <w:t xml:space="preserve"> be a flawed data mining strategy? Name one objective alternative so the text data can still be utilized.</w:t>
-      </w:r>
-    </w:p>
-    <w:p>
-      <w:pPr>
-        <w:jc w:val="both"/>
-        <w:rPr>
-          <w:rFonts w:ascii="Century Schoolbook" w:hAnsi="Century Schoolbook"/>
-        </w:rPr>
-      </w:pPr>
-      <w:r>
-        <w:rPr>
-          <w:rFonts w:ascii="Century Schoolbook" w:hAnsi="Century Schoolbook"/>
-          <w:b/>
-          <w:bCs/>
-        </w:rPr>
-        <w:t>Answer:</w:t>
-      </w:r>
-    </w:p>
-    <w:p>
-      <w:pPr>
-        <w:jc w:val="both"/>
-        <w:rPr>
-          <w:rFonts w:ascii="Century Schoolbook" w:hAnsi="Century Schoolbook"/>
-        </w:rPr>
-      </w:pPr>
-      <w:r>
-        <w:rPr>
-          <w:rFonts w:ascii="Century Schoolbook" w:hAnsi="Century Schoolbook"/>
-          <w:b/>
-          <w:bCs/>
-        </w:rPr>
-        <w:t>AI used for this answer:</w:t>
-      </w:r>
-      <w:r>
-        <w:rPr>
-          <w:rFonts w:ascii="Century Schoolbook" w:hAnsi="Century Schoolbook"/>
-        </w:rPr>
-        <w:t xml:space="preserve"> Yes / No </w:t>
-      </w:r>
-    </w:p>
-    <w:p>
-      <w:pPr>
-        <w:jc w:val="both"/>
-        <w:rPr>
-          <w:rFonts w:ascii="Century Schoolbook" w:hAnsi="Century Schoolbook"/>
-        </w:rPr>
-      </w:pPr>
-      <w:r>
-        <w:rPr>
-          <w:rFonts w:ascii="Century Schoolbook" w:hAnsi="Century Schoolbook"/>
-          <w:b/>
-          <w:bCs/>
-        </w:rPr>
-        <w:t>If yes, how:</w:t>
-      </w:r>
-      <w:r>
-        <w:rPr>
-          <w:rFonts w:ascii="Century Schoolbook" w:hAnsi="Century Schoolbook"/>
-        </w:rPr>
-        <w:t xml:space="preserve"> </w:t>
-      </w:r>
-    </w:p>
-    <w:p>
-      <w:pPr>
-        <w:jc w:val="both"/>
-        <w:rPr>
-          <w:rFonts w:ascii="Century Schoolbook" w:hAnsi="Century Schoolbook"/>
-        </w:rPr>
-      </w:pPr>
-      <w:r>
-        <w:rPr>
-          <w:rFonts w:ascii="Century Schoolbook" w:hAnsi="Century Schoolbook"/>
-          <w:b/>
-          <w:bCs/>
-        </w:rPr>
-        <w:t>External references (links):</w:t>
-      </w:r>
-      <w:r>
-        <w:rPr>
-          <w:rFonts w:ascii="Century Schoolbook" w:hAnsi="Century Schoolbook"/>
-        </w:rPr>
-        <w:t xml:space="preserve"> </w:t>
-      </w:r>
-    </w:p>
-    <w:p>
-      <w:pPr>
-        <w:jc w:val="both"/>
-        <w:rPr>
-          <w:rFonts w:ascii="Century Schoolbook" w:hAnsi="Century Schoolbook"/>
-        </w:rPr>
-      </w:pPr>
-    </w:p>
-    <w:p>
-      <w:pPr>
-        <w:jc w:val="both"/>
-        <w:rPr>
-          <w:rFonts w:ascii="Century Schoolbook" w:hAnsi="Century Schoolbook"/>
-        </w:rPr>
-      </w:pPr>
-    </w:p>
-    <w:p>
-      <w:pPr>
-        <w:jc w:val="both"/>
-        <w:rPr>
-          <w:rFonts w:ascii="Century Schoolbook" w:hAnsi="Century Schoolbook"/>
-        </w:rPr>
-      </w:pPr>
-    </w:p>
-    <w:p>
-      <w:pPr>
-        <w:jc w:val="both"/>
-        <w:rPr>
-          <w:rFonts w:ascii="Century Schoolbook" w:hAnsi="Century Schoolbook"/>
-        </w:rPr>
-      </w:pPr>
-    </w:p>
-    <w:p>
-      <w:pPr>
-        <w:jc w:val="both"/>
-        <w:rPr>
-          <w:rFonts w:ascii="Century Schoolbook" w:hAnsi="Century Schoolbook"/>
-        </w:rPr>
-      </w:pPr>
-    </w:p>
-    <w:p>
-      <w:pPr>
-        <w:jc w:val="both"/>
-        <w:rPr>
-          <w:rFonts w:ascii="Century Schoolbook" w:hAnsi="Century Schoolbook"/>
-        </w:rPr>
-      </w:pPr>
-    </w:p>
-    <w:p>
-      <w:pPr>
-        <w:jc w:val="both"/>
-        <w:rPr>
-          <w:rFonts w:ascii="Century Schoolbook" w:hAnsi="Century Schoolbook"/>
-        </w:rPr>
-      </w:pPr>
-    </w:p>
-    <w:p>
-      <w:pPr>
-        <w:jc w:val="both"/>
-        <w:rPr>
-          <w:rFonts w:ascii="Century Schoolbook" w:hAnsi="Century Schoolbook"/>
-        </w:rPr>
-      </w:pPr>
-    </w:p>
-    <w:p>
-      <w:pPr>
-        <w:jc w:val="both"/>
-        <w:rPr>
-          <w:rFonts w:ascii="Century Schoolbook" w:hAnsi="Century Schoolbook"/>
-        </w:rPr>
-      </w:pPr>
-      <w:r>
-        <w:rPr>
-          <w:rFonts w:ascii="Century Schoolbook" w:hAnsi="Century Schoolbook"/>
-        </w:rPr>
-        <w:lastRenderedPageBreak/>
-        <w:pict w14:anchorId="4353243F">
-          <v:rect id="_x0000_i1029" style="width:0;height:1.5pt" o:hralign="center" o:hrstd="t" o:hr="t" fillcolor="#a0a0a0" stroked="f"/>
-        </w:pict>
-      </w:r>
-    </w:p>
-    <w:p>
-      <w:pPr>
-        <w:jc w:val="both"/>
-        <w:rPr>
-          <w:rFonts w:ascii="Century Schoolbook" w:hAnsi="Century Schoolbook"/>
-          <w:b/>
-          <w:bCs/>
-        </w:rPr>
-      </w:pPr>
-      <w:r>
-        <w:rPr>
-          <w:rFonts w:ascii="Century Schoolbook" w:hAnsi="Century Schoolbook"/>
-          <w:b/>
-          <w:bCs/>
-        </w:rPr>
-        <w:t>Question 3: Data Sampling Risks</w:t>
-      </w:r>
-    </w:p>
-    <w:p>
-      <w:pPr>
-        <w:jc w:val="both"/>
-        <w:rPr>
-          <w:rFonts w:ascii="Century Schoolbook" w:hAnsi="Century Schoolbook"/>
-        </w:rPr>
-      </w:pPr>
-      <w:r>
-        <w:rPr>
-          <w:rFonts w:ascii="Century Schoolbook" w:hAnsi="Century Schoolbook"/>
-          <w:b/>
-          <w:bCs/>
-        </w:rPr>
-        <w:t>Notebook:</w:t>
-      </w:r>
-      <w:r>
-        <w:rPr>
-          <w:rFonts w:ascii="Century Schoolbook" w:hAnsi="Century Schoolbook"/>
-        </w:rPr>
-        <w:t xml:space="preserve"> Section 5.1 — Question 3 (take home)</w:t>
-      </w:r>
-    </w:p>
-    <w:p>
-      <w:pPr>
-        <w:jc w:val="both"/>
-        <w:rPr>
-          <w:rFonts w:ascii="Century Schoolbook" w:hAnsi="Century Schoolbook"/>
-        </w:rPr>
-      </w:pPr>
-      <w:r>
-        <w:rPr>
-          <w:rFonts w:ascii="Century Schoolbook" w:hAnsi="Century Schoolbook"/>
-          <w:b/>
-          <w:bCs/>
-        </w:rPr>
-        <w:t>Task:</w:t>
-      </w:r>
-      <w:r>
-        <w:rPr>
-          <w:rFonts w:ascii="Century Schoolbook" w:hAnsi="Century Schoolbook"/>
-        </w:rPr>
-        <w:t xml:space="preserve"> </w:t>
-      </w:r>
-      <w:r>
-        <w:rPr>
-          <w:rFonts w:ascii="Century Schoolbook" w:hAnsi="Century Schoolbook"/>
-        </w:rPr>
         <w:t xml:space="preserve">In Section 5.1, the code uses </w:t>
       </w:r>
-      <w:proofErr w:type="spellStart"/>
-      <w:r>
-        <w:rPr>
-          <w:rFonts w:ascii="Century Schoolbook" w:hAnsi="Century Schoolbook"/>
-          <w:b/>
-          <w:bCs/>
-        </w:rPr>
-        <w:t>X_sample</w:t>
-      </w:r>
-      <w:proofErr w:type="spellEnd"/>
-      <w:r>
-        <w:rPr>
-          <w:rFonts w:ascii="Century Schoolbook" w:hAnsi="Century Schoolbook"/>
-          <w:b/>
-          <w:bCs/>
-        </w:rPr>
-        <w:t xml:space="preserve"> = </w:t>
-      </w:r>
-      <w:proofErr w:type="spellStart"/>
-      <w:r>
-        <w:rPr>
-          <w:rFonts w:ascii="Century Schoolbook" w:hAnsi="Century Schoolbook"/>
-          <w:b/>
-          <w:bCs/>
-        </w:rPr>
-        <w:t>X.sample</w:t>
-      </w:r>
-      <w:proofErr w:type="spellEnd"/>
-      <w:r>
-        <w:rPr>
-          <w:rFonts w:ascii="Century Schoolbook" w:hAnsi="Century Schoolbook"/>
-          <w:b/>
-          <w:bCs/>
-        </w:rPr>
-        <w:t>(n=1000)</w:t>
+      <w:r>
+        <w:rPr>
+          <w:rFonts w:ascii="Century Schoolbook" w:hAnsi="Century Schoolbook"/>
+          <w:b/>
+          <w:bCs/>
+        </w:rPr>
+        <w:t>X_sample = X.sample(n=1000)</w:t>
       </w:r>
       <w:r>
         <w:rPr>
@@ -2213,10 +2146,15 @@
       </w:pPr>
       <w:r>
         <w:rPr>
-          <w:rFonts w:ascii="Century Schoolbook" w:hAnsi="Century Schoolbook"/>
-        </w:rPr>
-        <w:pict w14:anchorId="67A2549C">
-          <v:rect id="_x0000_i1030" style="width:0;height:1.5pt" o:hralign="center" o:hrstd="t" o:hr="t" fillcolor="#a0a0a0" stroked="f"/>
+          <w:noProof/>
+        </w:rPr>
+      </w:r>
+      <w:r>
+        <w:pict w14:anchorId="0800A15B">
+          <v:rect id="Horizontal Line 6" o:spid="_x0000_s2057" style="width:451.3pt;height:1.1pt;visibility:visible;mso-wrap-style:square;mso-left-percent:-10001;mso-top-percent:-10001;mso-position-horizontal:absolute;mso-position-horizontal-relative:char;mso-position-vertical:absolute;mso-position-vertical-relative:line;mso-left-percent:-10001;mso-top-percent:-10001;v-text-anchor:top" o:gfxdata="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" filled="f">
+            <o:lock v:ext="edit" rotation="t" aspectratio="t" verticies="t" text="t" shapetype="t"/>
+            <w10:anchorlock/>
+          </v:rect>
         </w:pict>
       </w:r>
     </w:p>
@@ -2287,7 +2225,6 @@
         </w:rPr>
         <w:t xml:space="preserve">In Section 5.3, the </w:t>
       </w:r>
-      <w:proofErr w:type="spellStart"/>
       <w:r>
         <w:rPr>
           <w:rFonts w:ascii="Century Schoolbook" w:hAnsi="Century Schoolbook"/>
@@ -2296,48 +2233,19 @@
         </w:rPr>
         <w:t>CountVectorizer</w:t>
       </w:r>
-      <w:proofErr w:type="spellEnd"/>
       <w:r>
         <w:rPr>
           <w:rFonts w:ascii="Century Schoolbook" w:hAnsi="Century Schoolbook"/>
         </w:rPr>
         <w:t xml:space="preserve"> converts text into a document-term matrix using </w:t>
       </w:r>
-      <w:proofErr w:type="spellStart"/>
-      <w:r>
-        <w:rPr>
-          <w:rFonts w:ascii="Century Schoolbook" w:hAnsi="Century Schoolbook"/>
-          <w:b/>
-          <w:bCs/>
-        </w:rPr>
-        <w:t>stop_words</w:t>
-      </w:r>
-      <w:proofErr w:type="spellEnd"/>
-      <w:r>
-        <w:rPr>
-          <w:rFonts w:ascii="Century Schoolbook" w:hAnsi="Century Schoolbook"/>
-          <w:b/>
-          <w:bCs/>
-        </w:rPr>
-        <w:t>='</w:t>
-      </w:r>
-      <w:proofErr w:type="spellStart"/>
-      <w:r>
-        <w:rPr>
-          <w:rFonts w:ascii="Century Schoolbook" w:hAnsi="Century Schoolbook"/>
-          <w:b/>
-          <w:bCs/>
-        </w:rPr>
-        <w:t>english</w:t>
-      </w:r>
-      <w:proofErr w:type="spellEnd"/>
-      <w:r>
-        <w:rPr>
-          <w:rFonts w:ascii="Century Schoolbook" w:hAnsi="Century Schoolbook"/>
-          <w:b/>
-          <w:bCs/>
-        </w:rPr>
-        <w:t>’</w:t>
+      <w:r>
+        <w:rPr>
+          <w:rFonts w:ascii="Century Schoolbook" w:hAnsi="Century Schoolbook"/>
+          <w:b/>
+          <w:bCs/>
+        </w:rPr>
+        <w:t>stop_words='english’</w:t>
       </w:r>
       <w:r>
         <w:rPr>
@@ -2345,23 +2253,13 @@
         </w:rPr>
         <w:t xml:space="preserve">. Change this parameter to </w:t>
       </w:r>
-      <w:proofErr w:type="spellStart"/>
-      <w:r>
-        <w:rPr>
-          <w:rFonts w:ascii="Century Schoolbook" w:hAnsi="Century Schoolbook"/>
-          <w:b/>
-          <w:bCs/>
-        </w:rPr>
-        <w:t>stop_words</w:t>
-      </w:r>
-      <w:proofErr w:type="spellEnd"/>
-      <w:r>
-        <w:rPr>
-          <w:rFonts w:ascii="Century Schoolbook" w:hAnsi="Century Schoolbook"/>
-          <w:b/>
-          <w:bCs/>
-        </w:rPr>
-        <w:t>=None</w:t>
+      <w:r>
+        <w:rPr>
+          <w:rFonts w:ascii="Century Schoolbook" w:hAnsi="Century Schoolbook"/>
+          <w:b/>
+          <w:bCs/>
+        </w:rPr>
+        <w:t>stop_words=None</w:t>
       </w:r>
       <w:r>
         <w:rPr>
@@ -2369,7 +2267,6 @@
         </w:rPr>
         <w:t xml:space="preserve"> and re-run the cell to check the shape of </w:t>
       </w:r>
-      <w:proofErr w:type="spellStart"/>
       <w:r>
         <w:rPr>
           <w:rFonts w:ascii="Century Schoolbook" w:hAnsi="Century Schoolbook"/>
@@ -2378,7 +2275,6 @@
         </w:rPr>
         <w:t>X_counts</w:t>
       </w:r>
-      <w:proofErr w:type="spellEnd"/>
       <w:r>
         <w:rPr>
           <w:rFonts w:ascii="Century Schoolbook" w:hAnsi="Century Schoolbook"/>
@@ -2457,21 +2353,7 @@
         <w:rPr>
           <w:rFonts w:ascii="Century Schoolbook" w:hAnsi="Century Schoolbook"/>
         </w:rPr>
-        <w:t xml:space="preserve">Since </w:t>
-      </w:r>
-      <w:proofErr w:type="spellStart"/>
-      <w:r>
-        <w:rPr>
-          <w:rFonts w:ascii="Century Schoolbook" w:hAnsi="Century Schoolbook"/>
-        </w:rPr>
-        <w:t>stopwords</w:t>
-      </w:r>
-      <w:proofErr w:type="spellEnd"/>
-      <w:r>
-        <w:rPr>
-          <w:rFonts w:ascii="Century Schoolbook" w:hAnsi="Century Schoolbook"/>
-        </w:rPr>
-        <w:t xml:space="preserve"> are highly common words that appear in almost all documents, what effect does adding them back have on the overall sparsity (the percentage of zeros) of the matrix?</w:t>
+        <w:t>Since stopwords are highly common words that appear in almost all documents, what effect does adding them back have on the overall sparsity (the percentage of zeros) of the matrix?</w:t>
       </w:r>
     </w:p>
     <w:p>
@@ -2613,11 +2495,15 @@
       </w:pPr>
       <w:r>
         <w:rPr>
-          <w:rFonts w:ascii="Century Schoolbook" w:hAnsi="Century Schoolbook"/>
-        </w:rPr>
-        <w:lastRenderedPageBreak/>
-        <w:pict w14:anchorId="5994C8B3">
-          <v:rect id="_x0000_i1031" style="width:0;height:1.5pt" o:hralign="center" o:hrstd="t" o:hr="t" fillcolor="#a0a0a0" stroked="f"/>
+          <w:noProof/>
+        </w:rPr>
+      </w:r>
+      <w:r>
+        <w:pict w14:anchorId="795F68CD">
+          <v:rect id="Horizontal Line 7" o:spid="_x0000_s2056" style="width:451.3pt;height:1.1pt;visibility:visible;mso-wrap-style:square;mso-left-percent:-10001;mso-top-percent:-10001;mso-position-horizontal:absolute;mso-position-horizontal-relative:char;mso-position-vertical:absolute;mso-position-vertical-relative:line;mso-left-percent:-10001;mso-top-percent:-10001;v-text-anchor:top" o:gfxdata="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" filled="f">
+            <o:lock v:ext="edit" rotation="t" aspectratio="t" verticies="t" text="t" shapetype="t"/>
+            <w10:anchorlock/>
+          </v:rect>
         </w:pict>
       </w:r>
     </w:p>
@@ -2704,23 +2590,13 @@
         </w:rPr>
         <w:t xml:space="preserve">In the variance filtering section, re-run </w:t>
       </w:r>
-      <w:proofErr w:type="spellStart"/>
-      <w:r>
-        <w:rPr>
-          <w:rFonts w:ascii="Century Schoolbook" w:hAnsi="Century Schoolbook"/>
-          <w:b/>
-          <w:bCs/>
-        </w:rPr>
-        <w:t>variance_filter</w:t>
-      </w:r>
-      <w:proofErr w:type="spellEnd"/>
-      <w:r>
-        <w:rPr>
-          <w:rFonts w:ascii="Century Schoolbook" w:hAnsi="Century Schoolbook"/>
-          <w:b/>
-          <w:bCs/>
-        </w:rPr>
-        <w:t xml:space="preserve"> </w:t>
+      <w:r>
+        <w:rPr>
+          <w:rFonts w:ascii="Century Schoolbook" w:hAnsi="Century Schoolbook"/>
+          <w:b/>
+          <w:bCs/>
+        </w:rPr>
+        <w:t xml:space="preserve">variance_filter </w:t>
       </w:r>
       <w:r>
         <w:rPr>
@@ -3221,11 +3097,15 @@
       </w:pPr>
       <w:r>
         <w:rPr>
-          <w:rFonts w:ascii="Century Schoolbook" w:hAnsi="Century Schoolbook"/>
-        </w:rPr>
-        <w:lastRenderedPageBreak/>
-        <w:pict w14:anchorId="3BE467AD">
-          <v:rect id="_x0000_i1032" style="width:0;height:1.5pt" o:hralign="center" o:hrstd="t" o:hr="t" fillcolor="#a0a0a0" stroked="f"/>
+          <w:noProof/>
+        </w:rPr>
+      </w:r>
+      <w:r>
+        <w:pict w14:anchorId="6AA81772">
+          <v:rect id="Horizontal Line 8" o:spid="_x0000_s2055" style="width:451.3pt;height:1.1pt;visibility:visible;mso-wrap-style:square;mso-left-percent:-10001;mso-top-percent:-10001;mso-position-horizontal:absolute;mso-position-horizontal-relative:char;mso-position-vertical:absolute;mso-position-vertical-relative:line;mso-left-percent:-10001;mso-top-percent:-10001;v-text-anchor:top" o:gfxdata="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" filled="f">
+            <o:lock v:ext="edit" rotation="t" aspectratio="t" verticies="t" text="t" shapetype="t"/>
+            <w10:anchorlock/>
+          </v:rect>
         </w:pict>
       </w:r>
     </w:p>
@@ -3304,8 +3184,6 @@
         </w:rPr>
         <w:t xml:space="preserve">Run the correlation filter against the binary indicator for the </w:t>
       </w:r>
-      <w:proofErr w:type="spellStart"/>
-      <w:proofErr w:type="gramStart"/>
       <w:r>
         <w:rPr>
           <w:rFonts w:ascii="Century Schoolbook" w:hAnsi="Century Schoolbook"/>
@@ -3314,15 +3192,12 @@
         </w:rPr>
         <w:t>comp.graphics</w:t>
       </w:r>
-      <w:proofErr w:type="spellEnd"/>
-      <w:proofErr w:type="gramEnd"/>
       <w:r>
         <w:rPr>
           <w:rFonts w:ascii="Century Schoolbook" w:hAnsi="Century Schoolbook"/>
         </w:rPr>
         <w:t xml:space="preserve"> class. Inspect the top 10 features sorted by </w:t>
       </w:r>
-      <w:proofErr w:type="spellStart"/>
       <w:r>
         <w:rPr>
           <w:rFonts w:ascii="Century Schoolbook" w:hAnsi="Century Schoolbook"/>
@@ -3331,14 +3206,12 @@
         </w:rPr>
         <w:t>pearson_r</w:t>
       </w:r>
-      <w:proofErr w:type="spellEnd"/>
       <w:r>
         <w:rPr>
           <w:rFonts w:ascii="Century Schoolbook" w:hAnsi="Century Schoolbook"/>
         </w:rPr>
         <w:t xml:space="preserve"> and compare them to the top 10 features sorted by </w:t>
       </w:r>
-      <w:proofErr w:type="spellStart"/>
       <w:r>
         <w:rPr>
           <w:rFonts w:ascii="Century Schoolbook" w:hAnsi="Century Schoolbook"/>
@@ -3347,7 +3220,6 @@
         </w:rPr>
         <w:t>spearman_r</w:t>
       </w:r>
-      <w:proofErr w:type="spellEnd"/>
       <w:r>
         <w:rPr>
           <w:rFonts w:ascii="Century Schoolbook" w:hAnsi="Century Schoolbook"/>
@@ -3373,7 +3245,7 @@
     </w:p>
     <w:p>
       <w:pPr>
-        <w:pStyle w:val="ListParagraph"/>
+        <w:pStyle w:val="Listeafsnit"/>
         <w:numPr>
           <w:ilvl w:val="1"/>
           <w:numId w:val="7"/>
@@ -3392,7 +3264,7 @@
     </w:p>
     <w:p>
       <w:pPr>
-        <w:pStyle w:val="ListParagraph"/>
+        <w:pStyle w:val="Listeafsnit"/>
         <w:numPr>
           <w:ilvl w:val="1"/>
           <w:numId w:val="7"/>
@@ -3439,7 +3311,7 @@
     </w:p>
     <w:p>
       <w:pPr>
-        <w:pStyle w:val="ListParagraph"/>
+        <w:pStyle w:val="Listeafsnit"/>
         <w:numPr>
           <w:ilvl w:val="1"/>
           <w:numId w:val="7"/>
@@ -3575,10 +3447,15 @@
       </w:pPr>
       <w:r>
         <w:rPr>
-          <w:rFonts w:ascii="Century Schoolbook" w:hAnsi="Century Schoolbook"/>
-        </w:rPr>
-        <w:pict w14:anchorId="446A19DC">
-          <v:rect id="_x0000_i1033" style="width:0;height:1.5pt" o:hralign="center" o:hrstd="t" o:hr="t" fillcolor="#a0a0a0" stroked="f"/>
+          <w:noProof/>
+        </w:rPr>
+      </w:r>
+      <w:r>
+        <w:pict w14:anchorId="3526B9C7">
+          <v:rect id="Horizontal Line 9" o:spid="_x0000_s2054" style="width:451.3pt;height:1.1pt;visibility:visible;mso-wrap-style:square;mso-left-percent:-10001;mso-top-percent:-10001;mso-position-horizontal:absolute;mso-position-horizontal-relative:char;mso-position-vertical:absolute;mso-position-vertical-relative:line;mso-left-percent:-10001;mso-top-percent:-10001;v-text-anchor:top" o:gfxdata="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" filled="f">
+            <o:lock v:ext="edit" rotation="t" aspectratio="t" verticies="t" text="t" shapetype="t"/>
+            <w10:anchorlock/>
+          </v:rect>
         </w:pict>
       </w:r>
     </w:p>
@@ -3657,23 +3534,13 @@
         </w:rPr>
         <w:t xml:space="preserve">In the Frequent Pattern Mining section, run </w:t>
       </w:r>
-      <w:proofErr w:type="gramStart"/>
-      <w:r>
-        <w:rPr>
-          <w:rFonts w:ascii="Century Schoolbook" w:hAnsi="Century Schoolbook"/>
-          <w:b/>
-          <w:bCs/>
-        </w:rPr>
-        <w:t>Top-K</w:t>
-      </w:r>
-      <w:proofErr w:type="gramEnd"/>
-      <w:r>
-        <w:rPr>
-          <w:rFonts w:ascii="Century Schoolbook" w:hAnsi="Century Schoolbook"/>
-          <w:b/>
-          <w:bCs/>
-        </w:rPr>
-        <w:t xml:space="preserve"> FAE</w:t>
+      <w:r>
+        <w:rPr>
+          <w:rFonts w:ascii="Century Schoolbook" w:hAnsi="Century Schoolbook"/>
+          <w:b/>
+          <w:bCs/>
+        </w:rPr>
+        <w:t>Top-K FAE</w:t>
       </w:r>
       <w:r>
         <w:rPr>
@@ -3695,7 +3562,6 @@
         </w:rPr>
         <w:t xml:space="preserve">. Then, run </w:t>
       </w:r>
-      <w:proofErr w:type="spellStart"/>
       <w:r>
         <w:rPr>
           <w:rFonts w:ascii="Century Schoolbook" w:hAnsi="Century Schoolbook"/>
@@ -3704,48 +3570,19 @@
         </w:rPr>
         <w:t>MaxFPGrowth</w:t>
       </w:r>
-      <w:proofErr w:type="spellEnd"/>
       <w:r>
         <w:rPr>
           <w:rFonts w:ascii="Century Schoolbook" w:hAnsi="Century Schoolbook"/>
         </w:rPr>
         <w:t xml:space="preserve"> using minimum support thresholds </w:t>
       </w:r>
-      <w:proofErr w:type="spellStart"/>
-      <w:r>
-        <w:rPr>
-          <w:rFonts w:ascii="Century Schoolbook" w:hAnsi="Century Schoolbook"/>
-          <w:b/>
-          <w:bCs/>
-        </w:rPr>
-        <w:t>minSup</w:t>
-      </w:r>
-      <w:proofErr w:type="spellEnd"/>
-      <w:r>
-        <w:rPr>
-          <w:rFonts w:ascii="Century Schoolbook" w:hAnsi="Century Schoolbook"/>
-          <w:b/>
-          <w:bCs/>
-        </w:rPr>
-        <w:t xml:space="preserve">=9 and </w:t>
-      </w:r>
-      <w:proofErr w:type="spellStart"/>
-      <w:r>
-        <w:rPr>
-          <w:rFonts w:ascii="Century Schoolbook" w:hAnsi="Century Schoolbook"/>
-          <w:b/>
-          <w:bCs/>
-        </w:rPr>
-        <w:t>minSup</w:t>
-      </w:r>
-      <w:proofErr w:type="spellEnd"/>
-      <w:r>
-        <w:rPr>
-          <w:rFonts w:ascii="Century Schoolbook" w:hAnsi="Century Schoolbook"/>
-          <w:b/>
-          <w:bCs/>
-        </w:rPr>
-        <w:t>= 3</w:t>
+      <w:r>
+        <w:rPr>
+          <w:rFonts w:ascii="Century Schoolbook" w:hAnsi="Century Schoolbook"/>
+          <w:b/>
+          <w:bCs/>
+        </w:rPr>
+        <w:t>minSup=9 and minSup= 3</w:t>
       </w:r>
       <w:r>
         <w:rPr>
@@ -3790,7 +3627,6 @@
         </w:rPr>
         <w:t xml:space="preserve">How does decreasing </w:t>
       </w:r>
-      <w:proofErr w:type="spellStart"/>
       <w:r>
         <w:rPr>
           <w:rFonts w:ascii="Century Schoolbook" w:hAnsi="Century Schoolbook"/>
@@ -3799,14 +3635,12 @@
         </w:rPr>
         <w:t>minSup</w:t>
       </w:r>
-      <w:proofErr w:type="spellEnd"/>
       <w:r>
         <w:rPr>
           <w:rFonts w:ascii="Century Schoolbook" w:hAnsi="Century Schoolbook"/>
         </w:rPr>
         <w:t xml:space="preserve"> (from 9 to 3) in </w:t>
       </w:r>
-      <w:proofErr w:type="spellStart"/>
       <w:r>
         <w:rPr>
           <w:rFonts w:ascii="Century Schoolbook" w:hAnsi="Century Schoolbook"/>
@@ -3815,7 +3649,6 @@
         </w:rPr>
         <w:t>MaxFPGrowth</w:t>
       </w:r>
-      <w:proofErr w:type="spellEnd"/>
       <w:r>
         <w:rPr>
           <w:rFonts w:ascii="Century Schoolbook" w:hAnsi="Century Schoolbook"/>
@@ -3841,23 +3674,13 @@
         </w:rPr>
         <w:t xml:space="preserve">How does the parameter k in </w:t>
       </w:r>
-      <w:proofErr w:type="gramStart"/>
-      <w:r>
-        <w:rPr>
-          <w:rFonts w:ascii="Century Schoolbook" w:hAnsi="Century Schoolbook"/>
-          <w:b/>
-          <w:bCs/>
-        </w:rPr>
-        <w:t>Top-K</w:t>
-      </w:r>
-      <w:proofErr w:type="gramEnd"/>
-      <w:r>
-        <w:rPr>
-          <w:rFonts w:ascii="Century Schoolbook" w:hAnsi="Century Schoolbook"/>
-          <w:b/>
-          <w:bCs/>
-        </w:rPr>
-        <w:t xml:space="preserve"> FAE</w:t>
+      <w:r>
+        <w:rPr>
+          <w:rFonts w:ascii="Century Schoolbook" w:hAnsi="Century Schoolbook"/>
+          <w:b/>
+          <w:bCs/>
+        </w:rPr>
+        <w:t>Top-K FAE</w:t>
       </w:r>
       <w:r>
         <w:rPr>
@@ -3865,7 +3688,6 @@
         </w:rPr>
         <w:t xml:space="preserve"> differ fundamentally from </w:t>
       </w:r>
-      <w:proofErr w:type="spellStart"/>
       <w:r>
         <w:rPr>
           <w:rFonts w:ascii="Century Schoolbook" w:hAnsi="Century Schoolbook"/>
@@ -3874,14 +3696,12 @@
         </w:rPr>
         <w:t>minSup</w:t>
       </w:r>
-      <w:proofErr w:type="spellEnd"/>
       <w:r>
         <w:rPr>
           <w:rFonts w:ascii="Century Schoolbook" w:hAnsi="Century Schoolbook"/>
         </w:rPr>
         <w:t xml:space="preserve"> in </w:t>
       </w:r>
-      <w:proofErr w:type="spellStart"/>
       <w:r>
         <w:rPr>
           <w:rFonts w:ascii="Century Schoolbook" w:hAnsi="Century Schoolbook"/>
@@ -3890,7 +3710,6 @@
         </w:rPr>
         <w:t>MaxFPGrowth</w:t>
       </w:r>
-      <w:proofErr w:type="spellEnd"/>
       <w:r>
         <w:rPr>
           <w:rFonts w:ascii="Century Schoolbook" w:hAnsi="Century Schoolbook"/>
@@ -3930,185 +3749,99 @@
           <w:b/>
           <w:bCs/>
         </w:rPr>
-        <w:t>Answer (</w:t>
-      </w:r>
-      <w:proofErr w:type="gramStart"/>
-      <w:r>
-        <w:rPr>
-          <w:rFonts w:ascii="Century Schoolbook" w:hAnsi="Century Schoolbook"/>
-          <w:b/>
-          <w:bCs/>
-        </w:rPr>
-        <w:t>1) —</w:t>
-      </w:r>
-      <w:proofErr w:type="gramEnd"/>
-      <w:r>
-        <w:rPr>
-          <w:rFonts w:ascii="Century Schoolbook" w:hAnsi="Century Schoolbook"/>
-          <w:b/>
-          <w:bCs/>
-        </w:rPr>
-        <w:t xml:space="preserve"> Runtime and pattern count when lowering </w:t>
-      </w:r>
-      <w:proofErr w:type="spellStart"/>
-      <w:r>
-        <w:rPr>
-          <w:rFonts w:ascii="Century Schoolbook" w:hAnsi="Century Schoolbook"/>
-          <w:b/>
-          <w:bCs/>
-        </w:rPr>
-        <w:t>minSup</w:t>
-      </w:r>
-      <w:proofErr w:type="spellEnd"/>
-      <w:r>
-        <w:rPr>
-          <w:rFonts w:ascii="Century Schoolbook" w:hAnsi="Century Schoolbook"/>
-          <w:b/>
-          <w:bCs/>
-        </w:rPr>
-        <w:t>:</w:t>
-      </w:r>
-    </w:p>
-    <w:p>
-      <w:pPr>
-        <w:jc w:val="both"/>
-        <w:rPr>
-          <w:rFonts w:ascii="Century Schoolbook" w:hAnsi="Century Schoolbook"/>
-        </w:rPr>
-      </w:pPr>
-      <w:r>
-        <w:rPr>
-          <w:rFonts w:ascii="Century Schoolbook" w:hAnsi="Century Schoolbook"/>
-          <w:b/>
-          <w:bCs/>
-        </w:rPr>
-        <w:t>Answer (</w:t>
-      </w:r>
-      <w:proofErr w:type="gramStart"/>
-      <w:r>
-        <w:rPr>
-          <w:rFonts w:ascii="Century Schoolbook" w:hAnsi="Century Schoolbook"/>
-          <w:b/>
-          <w:bCs/>
-        </w:rPr>
-        <w:t>2) —</w:t>
-      </w:r>
-      <w:proofErr w:type="gramEnd"/>
-      <w:r>
-        <w:rPr>
-          <w:rFonts w:ascii="Century Schoolbook" w:hAnsi="Century Schoolbook"/>
-          <w:b/>
-          <w:bCs/>
-        </w:rPr>
-        <w:t xml:space="preserve"> Top-K k vs </w:t>
-      </w:r>
-      <w:proofErr w:type="spellStart"/>
-      <w:r>
-        <w:rPr>
-          <w:rFonts w:ascii="Century Schoolbook" w:hAnsi="Century Schoolbook"/>
-          <w:b/>
-          <w:bCs/>
-        </w:rPr>
-        <w:t>MaxFPGrowth</w:t>
-      </w:r>
-      <w:proofErr w:type="spellEnd"/>
-      <w:r>
-        <w:rPr>
-          <w:rFonts w:ascii="Century Schoolbook" w:hAnsi="Century Schoolbook"/>
-          <w:b/>
-          <w:bCs/>
+        <w:t>Answer (1) — Runtime and pattern count when lowering minSup:</w:t>
+      </w:r>
+    </w:p>
+    <w:p>
+      <w:pPr>
+        <w:jc w:val="both"/>
+        <w:rPr>
+          <w:rFonts w:ascii="Century Schoolbook" w:hAnsi="Century Schoolbook"/>
+        </w:rPr>
+      </w:pPr>
+      <w:r>
+        <w:rPr>
+          <w:rFonts w:ascii="Century Schoolbook" w:hAnsi="Century Schoolbook"/>
+          <w:b/>
+          <w:bCs/>
+        </w:rPr>
+        <w:t>Answer (2) — Top-K k vs MaxFPGrowth minSup:</w:t>
+      </w:r>
+    </w:p>
+    <w:p>
+      <w:pPr>
+        <w:jc w:val="both"/>
+        <w:rPr>
+          <w:rFonts w:ascii="Century Schoolbook" w:hAnsi="Century Schoolbook"/>
+        </w:rPr>
+      </w:pPr>
+      <w:r>
+        <w:rPr>
+          <w:rFonts w:ascii="Century Schoolbook" w:hAnsi="Century Schoolbook"/>
+          <w:b/>
+          <w:bCs/>
+        </w:rPr>
+        <w:t>Answer (3) — Maximal vs standard frequent patterns:</w:t>
+      </w:r>
+    </w:p>
+    <w:p>
+      <w:pPr>
+        <w:jc w:val="both"/>
+        <w:rPr>
+          <w:rFonts w:ascii="Century Schoolbook" w:hAnsi="Century Schoolbook"/>
+        </w:rPr>
+      </w:pPr>
+      <w:r>
+        <w:rPr>
+          <w:rFonts w:ascii="Century Schoolbook" w:hAnsi="Century Schoolbook"/>
+          <w:b/>
+          <w:bCs/>
+        </w:rPr>
+        <w:t>AI used for this answer:</w:t>
+      </w:r>
+      <w:r>
+        <w:rPr>
+          <w:rFonts w:ascii="Century Schoolbook" w:hAnsi="Century Schoolbook"/>
+        </w:rPr>
+        <w:t xml:space="preserve"> Yes / No </w:t>
+      </w:r>
+    </w:p>
+    <w:p>
+      <w:pPr>
+        <w:jc w:val="both"/>
+        <w:rPr>
+          <w:rFonts w:ascii="Century Schoolbook" w:hAnsi="Century Schoolbook"/>
+        </w:rPr>
+      </w:pPr>
+      <w:r>
+        <w:rPr>
+          <w:rFonts w:ascii="Century Schoolbook" w:hAnsi="Century Schoolbook"/>
+          <w:b/>
+          <w:bCs/>
+        </w:rPr>
+        <w:t>If yes, how:</w:t>
+      </w:r>
+      <w:r>
+        <w:rPr>
+          <w:rFonts w:ascii="Century Schoolbook" w:hAnsi="Century Schoolbook"/>
         </w:rPr>
         <w:t xml:space="preserve"> </w:t>
       </w:r>
-      <w:proofErr w:type="spellStart"/>
-      <w:r>
-        <w:rPr>
-          <w:rFonts w:ascii="Century Schoolbook" w:hAnsi="Century Schoolbook"/>
-          <w:b/>
-          <w:bCs/>
-        </w:rPr>
-        <w:t>minSup</w:t>
-      </w:r>
-      <w:proofErr w:type="spellEnd"/>
-      <w:r>
-        <w:rPr>
-          <w:rFonts w:ascii="Century Schoolbook" w:hAnsi="Century Schoolbook"/>
-          <w:b/>
-          <w:bCs/>
-        </w:rPr>
-        <w:t>:</w:t>
-      </w:r>
-    </w:p>
-    <w:p>
-      <w:pPr>
-        <w:jc w:val="both"/>
-        <w:rPr>
-          <w:rFonts w:ascii="Century Schoolbook" w:hAnsi="Century Schoolbook"/>
-        </w:rPr>
-      </w:pPr>
-      <w:r>
-        <w:rPr>
-          <w:rFonts w:ascii="Century Schoolbook" w:hAnsi="Century Schoolbook"/>
-          <w:b/>
-          <w:bCs/>
-        </w:rPr>
-        <w:t>Answer (</w:t>
-      </w:r>
-      <w:proofErr w:type="gramStart"/>
-      <w:r>
-        <w:rPr>
-          <w:rFonts w:ascii="Century Schoolbook" w:hAnsi="Century Schoolbook"/>
-          <w:b/>
-          <w:bCs/>
-        </w:rPr>
-        <w:t>3) —</w:t>
-      </w:r>
-      <w:proofErr w:type="gramEnd"/>
-      <w:r>
-        <w:rPr>
-          <w:rFonts w:ascii="Century Schoolbook" w:hAnsi="Century Schoolbook"/>
-          <w:b/>
-          <w:bCs/>
-        </w:rPr>
-        <w:t xml:space="preserve"> Maximal vs standard frequent patterns:</w:t>
-      </w:r>
-    </w:p>
-    <w:p>
-      <w:pPr>
-        <w:jc w:val="both"/>
-        <w:rPr>
-          <w:rFonts w:ascii="Century Schoolbook" w:hAnsi="Century Schoolbook"/>
-        </w:rPr>
-      </w:pPr>
-      <w:r>
-        <w:rPr>
-          <w:rFonts w:ascii="Century Schoolbook" w:hAnsi="Century Schoolbook"/>
-          <w:b/>
-          <w:bCs/>
-        </w:rPr>
-        <w:t>AI used for this answer:</w:t>
-      </w:r>
-      <w:r>
-        <w:rPr>
-          <w:rFonts w:ascii="Century Schoolbook" w:hAnsi="Century Schoolbook"/>
-        </w:rPr>
-        <w:t xml:space="preserve"> Yes / No </w:t>
-      </w:r>
-    </w:p>
-    <w:p>
-      <w:pPr>
-        <w:jc w:val="both"/>
-        <w:rPr>
-          <w:rFonts w:ascii="Century Schoolbook" w:hAnsi="Century Schoolbook"/>
-        </w:rPr>
-      </w:pPr>
-      <w:r>
-        <w:rPr>
-          <w:rFonts w:ascii="Century Schoolbook" w:hAnsi="Century Schoolbook"/>
-          <w:b/>
-          <w:bCs/>
-        </w:rPr>
-        <w:t>If yes, how:</w:t>
+    </w:p>
+    <w:p>
+      <w:pPr>
+        <w:jc w:val="both"/>
+        <w:rPr>
+          <w:rFonts w:ascii="Century Schoolbook" w:hAnsi="Century Schoolbook"/>
+        </w:rPr>
+      </w:pPr>
+      <w:r>
+        <w:rPr>
+          <w:rFonts w:ascii="Century Schoolbook" w:hAnsi="Century Schoolbook"/>
+          <w:b/>
+          <w:bCs/>
+        </w:rPr>
+        <w:t>External references (links):</w:t>
       </w:r>
       <w:r>
         <w:rPr>
@@ -4126,32 +3859,15 @@
       </w:pPr>
       <w:r>
         <w:rPr>
-          <w:rFonts w:ascii="Century Schoolbook" w:hAnsi="Century Schoolbook"/>
-          <w:b/>
-          <w:bCs/>
-        </w:rPr>
-        <w:t>External references (links):</w:t>
-      </w:r>
-      <w:r>
-        <w:rPr>
-          <w:rFonts w:ascii="Century Schoolbook" w:hAnsi="Century Schoolbook"/>
-        </w:rPr>
-        <w:t xml:space="preserve"> </w:t>
-      </w:r>
-    </w:p>
-    <w:p>
-      <w:pPr>
-        <w:jc w:val="both"/>
-        <w:rPr>
-          <w:rFonts w:ascii="Century Schoolbook" w:hAnsi="Century Schoolbook"/>
-        </w:rPr>
-      </w:pPr>
-      <w:r>
-        <w:rPr>
-          <w:rFonts w:ascii="Century Schoolbook" w:hAnsi="Century Schoolbook"/>
-        </w:rPr>
-        <w:pict w14:anchorId="356EE7BC">
-          <v:rect id="_x0000_i1034" style="width:0;height:1.5pt" o:hralign="center" o:hrstd="t" o:hr="t" fillcolor="#a0a0a0" stroked="f"/>
+          <w:noProof/>
+        </w:rPr>
+      </w:r>
+      <w:r>
+        <w:pict w14:anchorId="3F22F2D2">
+          <v:rect id="Horizontal Line 10" o:spid="_x0000_s2053" style="width:451.3pt;height:1.1pt;visibility:visible;mso-wrap-style:square;mso-left-percent:-10001;mso-top-percent:-10001;mso-position-horizontal:absolute;mso-position-horizontal-relative:char;mso-position-vertical:absolute;mso-position-vertical-relative:line;mso-left-percent:-10001;mso-top-percent:-10001;v-text-anchor:top" o:gfxdata="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" filled="f">
+            <o:lock v:ext="edit" rotation="t" aspectratio="t" verticies="t" text="t" shapetype="t"/>
+            <w10:anchorlock/>
+          </v:rect>
         </w:pict>
       </w:r>
     </w:p>
@@ -4219,7 +3935,6 @@
         </w:rPr>
         <w:t xml:space="preserve">After text vectorization, the </w:t>
       </w:r>
-      <w:proofErr w:type="spellStart"/>
       <w:r>
         <w:rPr>
           <w:rFonts w:ascii="Century Schoolbook" w:hAnsi="Century Schoolbook"/>
@@ -4228,7 +3943,6 @@
         </w:rPr>
         <w:t>X_counts</w:t>
       </w:r>
-      <w:proofErr w:type="spellEnd"/>
       <w:r>
         <w:rPr>
           <w:rFonts w:ascii="Century Schoolbook" w:hAnsi="Century Schoolbook"/>
@@ -4254,7 +3968,7 @@
     </w:p>
     <w:p>
       <w:pPr>
-        <w:pStyle w:val="ListParagraph"/>
+        <w:pStyle w:val="Listeafsnit"/>
         <w:numPr>
           <w:ilvl w:val="0"/>
           <w:numId w:val="20"/>
@@ -4270,7 +3984,6 @@
         </w:rPr>
         <w:t xml:space="preserve">If we want to visually map how these documents group by category on a scatter plot, why is it mathematically and visually impossible to plot the raw </w:t>
       </w:r>
-      <w:proofErr w:type="spellStart"/>
       <w:r>
         <w:rPr>
           <w:rFonts w:ascii="Century Schoolbook" w:hAnsi="Century Schoolbook"/>
@@ -4279,7 +3992,6 @@
         </w:rPr>
         <w:t>X_counts</w:t>
       </w:r>
-      <w:proofErr w:type="spellEnd"/>
       <w:r>
         <w:rPr>
           <w:rFonts w:ascii="Century Schoolbook" w:hAnsi="Century Schoolbook"/>
@@ -4289,7 +4001,7 @@
     </w:p>
     <w:p>
       <w:pPr>
-        <w:pStyle w:val="ListParagraph"/>
+        <w:pStyle w:val="Listeafsnit"/>
         <w:numPr>
           <w:ilvl w:val="0"/>
           <w:numId w:val="20"/>
@@ -4397,10 +4109,15 @@
       </w:pPr>
       <w:r>
         <w:rPr>
-          <w:rFonts w:ascii="Century Schoolbook" w:hAnsi="Century Schoolbook"/>
-        </w:rPr>
-        <w:pict w14:anchorId="7ABCF6D4">
-          <v:rect id="_x0000_i1035" style="width:0;height:1.5pt" o:hralign="center" o:hrstd="t" o:hr="t" fillcolor="#a0a0a0" stroked="f"/>
+          <w:noProof/>
+        </w:rPr>
+      </w:r>
+      <w:r>
+        <w:pict w14:anchorId="1AFC4291">
+          <v:rect id="Horizontal Line 11" o:spid="_x0000_s2052" style="width:451.3pt;height:1.1pt;visibility:visible;mso-wrap-style:square;mso-left-percent:-10001;mso-top-percent:-10001;mso-position-horizontal:absolute;mso-position-horizontal-relative:char;mso-position-vertical:absolute;mso-position-vertical-relative:line;mso-left-percent:-10001;mso-top-percent:-10001;v-text-anchor:top" o:gfxdata="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" filled="f">
+            <o:lock v:ext="edit" rotation="t" aspectratio="t" verticies="t" text="t" shapetype="t"/>
+            <w10:anchorlock/>
+          </v:rect>
         </w:pict>
       </w:r>
     </w:p>
@@ -4536,7 +4253,7 @@
     </w:p>
     <w:p>
       <w:pPr>
-        <w:pStyle w:val="ListParagraph"/>
+        <w:pStyle w:val="Listeafsnit"/>
         <w:numPr>
           <w:ilvl w:val="0"/>
           <w:numId w:val="21"/>
@@ -4569,7 +4286,7 @@
     </w:p>
     <w:p>
       <w:pPr>
-        <w:pStyle w:val="ListParagraph"/>
+        <w:pStyle w:val="Listeafsnit"/>
         <w:numPr>
           <w:ilvl w:val="0"/>
           <w:numId w:val="21"/>
@@ -4630,7 +4347,7 @@
     </w:p>
     <w:p>
       <w:pPr>
-        <w:pStyle w:val="ListParagraph"/>
+        <w:pStyle w:val="Listeafsnit"/>
         <w:numPr>
           <w:ilvl w:val="0"/>
           <w:numId w:val="21"/>
@@ -4792,11 +4509,15 @@
       </w:pPr>
       <w:r>
         <w:rPr>
-          <w:rFonts w:ascii="Century Schoolbook" w:hAnsi="Century Schoolbook"/>
-        </w:rPr>
-        <w:lastRenderedPageBreak/>
-        <w:pict w14:anchorId="3E56138F">
-          <v:rect id="_x0000_i1036" style="width:0;height:1.5pt" o:hralign="center" o:hrstd="t" o:hr="t" fillcolor="#a0a0a0" stroked="f"/>
+          <w:noProof/>
+        </w:rPr>
+      </w:r>
+      <w:r>
+        <w:pict w14:anchorId="165C8637">
+          <v:rect id="Horizontal Line 12" o:spid="_x0000_s2051" style="width:451.3pt;height:1.1pt;visibility:visible;mso-wrap-style:square;mso-left-percent:-10001;mso-top-percent:-10001;mso-position-horizontal:absolute;mso-position-horizontal-relative:char;mso-position-vertical:absolute;mso-position-vertical-relative:line;mso-left-percent:-10001;mso-top-percent:-10001;v-text-anchor:top" o:gfxdata="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" filled="f">
+            <o:lock v:ext="edit" rotation="t" aspectratio="t" verticies="t" text="t" shapetype="t"/>
+            <w10:anchorlock/>
+          </v:rect>
         </w:pict>
       </w:r>
     </w:p>
@@ -4877,7 +4598,6 @@
         </w:rPr>
         <w:t xml:space="preserve"> (integers 0, 1, 2, 3). Then look at the output of </w:t>
       </w:r>
-      <w:proofErr w:type="spellStart"/>
       <w:r>
         <w:rPr>
           <w:rFonts w:ascii="Century Schoolbook" w:hAnsi="Century Schoolbook"/>
@@ -4886,7 +4606,6 @@
         </w:rPr>
         <w:t>LabelBinarizer</w:t>
       </w:r>
-      <w:proofErr w:type="spellEnd"/>
       <w:r>
         <w:rPr>
           <w:rFonts w:ascii="Century Schoolbook" w:hAnsi="Century Schoolbook"/>
@@ -4912,7 +4631,7 @@
     </w:p>
     <w:p>
       <w:pPr>
-        <w:pStyle w:val="ListParagraph"/>
+        <w:pStyle w:val="Listeafsnit"/>
         <w:numPr>
           <w:ilvl w:val="0"/>
           <w:numId w:val="23"/>
@@ -4931,7 +4650,7 @@
     </w:p>
     <w:p>
       <w:pPr>
-        <w:pStyle w:val="ListParagraph"/>
+        <w:pStyle w:val="Listeafsnit"/>
         <w:numPr>
           <w:ilvl w:val="0"/>
           <w:numId w:val="23"/>
@@ -4964,7 +4683,7 @@
     </w:p>
     <w:p>
       <w:pPr>
-        <w:pStyle w:val="ListParagraph"/>
+        <w:pStyle w:val="Listeafsnit"/>
         <w:numPr>
           <w:ilvl w:val="0"/>
           <w:numId w:val="23"/>
@@ -4983,7 +4702,7 @@
     </w:p>
     <w:p>
       <w:pPr>
-        <w:pStyle w:val="ListParagraph"/>
+        <w:pStyle w:val="Listeafsnit"/>
         <w:jc w:val="both"/>
         <w:rPr>
           <w:rFonts w:ascii="Century Schoolbook" w:hAnsi="Century Schoolbook"/>
@@ -5081,10 +4800,15 @@
       </w:pPr>
       <w:r>
         <w:rPr>
-          <w:rFonts w:ascii="Century Schoolbook" w:hAnsi="Century Schoolbook"/>
-        </w:rPr>
-        <w:pict w14:anchorId="07392833">
-          <v:rect id="_x0000_i1037" style="width:0;height:1.5pt" o:hralign="center" o:hrstd="t" o:hr="t" fillcolor="#a0a0a0" stroked="f"/>
+          <w:noProof/>
+        </w:rPr>
+      </w:r>
+      <w:r>
+        <w:pict w14:anchorId="266ACC35">
+          <v:rect id="Horizontal Line 13" o:spid="_x0000_s2050" style="width:451.3pt;height:1.1pt;visibility:visible;mso-wrap-style:square;mso-left-percent:-10001;mso-top-percent:-10001;mso-position-horizontal:absolute;mso-position-horizontal-relative:char;mso-position-vertical:absolute;mso-position-vertical-relative:line;mso-left-percent:-10001;mso-top-percent:-10001;v-text-anchor:top" o:gfxdata="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" filled="f">
+            <o:lock v:ext="edit" rotation="t" aspectratio="t" verticies="t" text="t" shapetype="t"/>
+            <w10:anchorlock/>
+          </v:rect>
         </w:pict>
       </w:r>
     </w:p>
@@ -5099,7 +4823,7 @@
 </file>
 
 <file path=word/endnotes.xml><?xml version="1.0" encoding="utf-8"?>
-<w:endnotes xmlns:wpc="http://schemas.microsoft.com/office/word/2010/wordprocessingCanvas" xmlns:cx="http://schemas.microsoft.com/office/drawing/2014/chartex" xmlns:cx1="http://schemas.microsoft.com/office/drawing/2015/9/8/chartex" xmlns:cx2="http://schemas.microsoft.com/office/drawing/2015/10/21/chartex" xmlns:cx3="http://schemas.microsoft.com/office/drawing/2016/5/9/chartex" xmlns:cx4="http://schemas.microsoft.com/office/drawing/2016/5/10/chartex" xmlns:cx5="http://schemas.microsoft.com/office/drawing/2016/5/11/chartex" xmlns:cx6="http://schemas.microsoft.com/office/drawing/2016/5/12/chartex" xmlns:cx7="http://schemas.microsoft.com/office/drawing/2016/5/13/chartex" xmlns:cx8="http://schemas.microsoft.com/office/drawing/2016/5/14/chartex" xmlns:mc="http://schemas.openxmlformats.org/markup-compatibility/2006" xmlns:aink="http://schemas.microsoft.com/office/drawing/2016/ink" xmlns:am3d="http://schemas.microsoft.com/office/drawing/2017/model3d" xmlns:o="urn:schemas-microsoft-com:office:office" xmlns:oel="http://schemas.microsoft.com/office/2019/extlst" xmlns:r="http://schemas.openxmlformats.org/officeDocument/2006/relationships" xmlns:m="http://schemas.openxmlformats.org/officeDocument/2006/math" xmlns:v="urn:schemas-microsoft-com:vml" xmlns:wp14="http://schemas.microsoft.com/office/word/2010/wordprocessingDrawing" xmlns:wp="http://schemas.openxmlformats.org/drawingml/2006/wordprocessingDrawing" xmlns:w10="urn:schemas-microsoft-com:office:word" xmlns:w="http://schemas.openxmlformats.org/wordprocessingml/2006/main" xmlns:w14="http://schemas.microsoft.com/office/word/2010/wordml" xmlns:w15="http://schemas.microsoft.com/office/word/2012/wordml" xmlns:w16cex="http://schemas.microsoft.com/office/word/2018/wordml/cex" xmlns:w16cid="http://schemas.microsoft.com/office/word/2016/wordml/cid" xmlns:w16="http://schemas.microsoft.com/office/word/2018/wordml" xmlns:w16du="http://schemas.microsoft.com/office/word/2023/wordml/word16du" xmlns:w16sdtdh="http://schemas.microsoft.com/office/word/2020/wordml/sdtdatahash" xmlns:w16sdtfl="http://schemas.microsoft.com/office/word/2024/wordml/sdtformatlock" xmlns:w16se="http://schemas.microsoft.com/office/word/2015/wordml/symex" xmlns:wpg="http://schemas.microsoft.com/office/word/2010/wordprocessingGroup" xmlns:wpi="http://schemas.microsoft.com/office/word/2010/wordprocessingInk" xmlns:wne="http://schemas.microsoft.com/office/word/2006/wordml" xmlns:wps="http://schemas.microsoft.com/office/word/2010/wordprocessingShape" mc:Ignorable="w14 w15 w16se w16cid w16 w16cex w16sdtdh w16sdtfl w16du wp14">
+<w:endnotes xmlns:wpc="http://schemas.microsoft.com/office/word/2010/wordprocessingCanvas" xmlns:cx="http://schemas.microsoft.com/office/drawing/2014/chartex" xmlns:cx1="http://schemas.microsoft.com/office/drawing/2015/9/8/chartex" xmlns:cx2="http://schemas.microsoft.com/office/drawing/2015/10/21/chartex" xmlns:cx3="http://schemas.microsoft.com/office/drawing/2016/5/9/chartex" xmlns:cx4="http://schemas.microsoft.com/office/drawing/2016/5/10/chartex" xmlns:cx5="http://schemas.microsoft.com/office/drawing/2016/5/11/chartex" xmlns:cx6="http://schemas.microsoft.com/office/drawing/2016/5/12/chartex" xmlns:cx7="http://schemas.microsoft.com/office/drawing/2016/5/13/chartex" xmlns:cx8="http://schemas.microsoft.com/office/drawing/2016/5/14/chartex" xmlns:mc="http://schemas.openxmlformats.org/markup-compatibility/2006" xmlns:m="http://schemas.openxmlformats.org/officeDocument/2006/math" xmlns:aink="http://schemas.microsoft.com/office/drawing/2016/ink" xmlns:am3d="http://schemas.microsoft.com/office/drawing/2017/model3d" xmlns:oel="http://schemas.microsoft.com/office/2019/extlst" xmlns:r="http://schemas.openxmlformats.org/officeDocument/2006/relationships" xmlns:wp14="http://schemas.microsoft.com/office/word/2010/wordprocessingDrawing" xmlns:wp="http://schemas.openxmlformats.org/drawingml/2006/wordprocessingDrawing" xmlns:wpg="http://schemas.microsoft.com/office/word/2010/wordprocessingGroup" xmlns:wpi="http://schemas.microsoft.com/office/word/2010/wordprocessingInk" xmlns:wps="http://schemas.microsoft.com/office/word/2010/wordprocessingShape" xmlns:o="urn:schemas-microsoft-com:office:office" xmlns:v="urn:schemas-microsoft-com:vml" xmlns:w10="urn:schemas-microsoft-com:office:word" xmlns:w="http://schemas.openxmlformats.org/wordprocessingml/2006/main" xmlns:w14="http://schemas.microsoft.com/office/word/2010/wordml" xmlns:w15="http://schemas.microsoft.com/office/word/2012/wordml" xmlns:w16cex="http://schemas.microsoft.com/office/word/2018/wordml/cex" xmlns:w16cid="http://schemas.microsoft.com/office/word/2016/wordml/cid" xmlns:w16="http://schemas.microsoft.com/office/word/2018/wordml" xmlns:w16sdtdh="http://schemas.microsoft.com/office/word/2020/wordml/sdtdatahash" xmlns:w16sdtfl="http://schemas.microsoft.com/office/word/2024/wordml/sdtformatlock" xmlns:w16se="http://schemas.microsoft.com/office/word/2015/wordml/symex" xmlns:w16du="http://schemas.microsoft.com/office/word/2023/wordml/word16du" xmlns:wne="http://schemas.microsoft.com/office/word/2006/wordml" mc:Ignorable="w14 w15 w16se w16cid w16 w16cex w16sdtdh w16sdtfl w16du wp14">
   <w:endnote w:type="separator" w:id="-1">
     <w:p>
       <w:pPr>
@@ -5124,7 +4848,7 @@
 </file>
 
 <file path=word/footnotes.xml><?xml version="1.0" encoding="utf-8"?>
-<w:footnotes xmlns:wpc="http://schemas.microsoft.com/office/word/2010/wordprocessingCanvas" xmlns:cx="http://schemas.microsoft.com/office/drawing/2014/chartex" xmlns:cx1="http://schemas.microsoft.com/office/drawing/2015/9/8/chartex" xmlns:cx2="http://schemas.microsoft.com/office/drawing/2015/10/21/chartex" xmlns:cx3="http://schemas.microsoft.com/office/drawing/2016/5/9/chartex" xmlns:cx4="http://schemas.microsoft.com/office/drawing/2016/5/10/chartex" xmlns:cx5="http://schemas.microsoft.com/office/drawing/2016/5/11/chartex" xmlns:cx6="http://schemas.microsoft.com/office/drawing/2016/5/12/chartex" xmlns:cx7="http://schemas.microsoft.com/office/drawing/2016/5/13/chartex" xmlns:cx8="http://schemas.microsoft.com/office/drawing/2016/5/14/chartex" xmlns:mc="http://schemas.openxmlformats.org/markup-compatibility/2006" xmlns:aink="http://schemas.microsoft.com/office/drawing/2016/ink" xmlns:am3d="http://schemas.microsoft.com/office/drawing/2017/model3d" xmlns:o="urn:schemas-microsoft-com:office:office" xmlns:oel="http://schemas.microsoft.com/office/2019/extlst" xmlns:r="http://schemas.openxmlformats.org/officeDocument/2006/relationships" xmlns:m="http://schemas.openxmlformats.org/officeDocument/2006/math" xmlns:v="urn:schemas-microsoft-com:vml" xmlns:wp14="http://schemas.microsoft.com/office/word/2010/wordprocessingDrawing" xmlns:wp="http://schemas.openxmlformats.org/drawingml/2006/wordprocessingDrawing" xmlns:w10="urn:schemas-microsoft-com:office:word" xmlns:w="http://schemas.openxmlformats.org/wordprocessingml/2006/main" xmlns:w14="http://schemas.microsoft.com/office/word/2010/wordml" xmlns:w15="http://schemas.microsoft.com/office/word/2012/wordml" xmlns:w16cex="http://schemas.microsoft.com/office/word/2018/wordml/cex" xmlns:w16cid="http://schemas.microsoft.com/office/word/2016/wordml/cid" xmlns:w16="http://schemas.microsoft.com/office/word/2018/wordml" xmlns:w16du="http://schemas.microsoft.com/office/word/2023/wordml/word16du" xmlns:w16sdtdh="http://schemas.microsoft.com/office/word/2020/wordml/sdtdatahash" xmlns:w16sdtfl="http://schemas.microsoft.com/office/word/2024/wordml/sdtformatlock" xmlns:w16se="http://schemas.microsoft.com/office/word/2015/wordml/symex" xmlns:wpg="http://schemas.microsoft.com/office/word/2010/wordprocessingGroup" xmlns:wpi="http://schemas.microsoft.com/office/word/2010/wordprocessingInk" xmlns:wne="http://schemas.microsoft.com/office/word/2006/wordml" xmlns:wps="http://schemas.microsoft.com/office/word/2010/wordprocessingShape" mc:Ignorable="w14 w15 w16se w16cid w16 w16cex w16sdtdh w16sdtfl w16du wp14">
+<w:footnotes xmlns:wpc="http://schemas.microsoft.com/office/word/2010/wordprocessingCanvas" xmlns:cx="http://schemas.microsoft.com/office/drawing/2014/chartex" xmlns:cx1="http://schemas.microsoft.com/office/drawing/2015/9/8/chartex" xmlns:cx2="http://schemas.microsoft.com/office/drawing/2015/10/21/chartex" xmlns:cx3="http://schemas.microsoft.com/office/drawing/2016/5/9/chartex" xmlns:cx4="http://schemas.microsoft.com/office/drawing/2016/5/10/chartex" xmlns:cx5="http://schemas.microsoft.com/office/drawing/2016/5/11/chartex" xmlns:cx6="http://schemas.microsoft.com/office/drawing/2016/5/12/chartex" xmlns:cx7="http://schemas.microsoft.com/office/drawing/2016/5/13/chartex" xmlns:cx8="http://schemas.microsoft.com/office/drawing/2016/5/14/chartex" xmlns:mc="http://schemas.openxmlformats.org/markup-compatibility/2006" xmlns:m="http://schemas.openxmlformats.org/officeDocument/2006/math" xmlns:aink="http://schemas.microsoft.com/office/drawing/2016/ink" xmlns:am3d="http://schemas.microsoft.com/office/drawing/2017/model3d" xmlns:oel="http://schemas.microsoft.com/office/2019/extlst" xmlns:r="http://schemas.openxmlformats.org/officeDocument/2006/relationships" xmlns:wp14="http://schemas.microsoft.com/office/word/2010/wordprocessingDrawing" xmlns:wp="http://schemas.openxmlformats.org/drawingml/2006/wordprocessingDrawing" xmlns:wpg="http://schemas.microsoft.com/office/word/2010/wordprocessingGroup" xmlns:wpi="http://schemas.microsoft.com/office/word/2010/wordprocessingInk" xmlns:wps="http://schemas.microsoft.com/office/word/2010/wordprocessingShape" xmlns:o="urn:schemas-microsoft-com:office:office" xmlns:v="urn:schemas-microsoft-com:vml" xmlns:w10="urn:schemas-microsoft-com:office:word" xmlns:w="http://schemas.openxmlformats.org/wordprocessingml/2006/main" xmlns:w14="http://schemas.microsoft.com/office/word/2010/wordml" xmlns:w15="http://schemas.microsoft.com/office/word/2012/wordml" xmlns:w16cex="http://schemas.microsoft.com/office/word/2018/wordml/cex" xmlns:w16cid="http://schemas.microsoft.com/office/word/2016/wordml/cid" xmlns:w16="http://schemas.microsoft.com/office/word/2018/wordml" xmlns:w16sdtdh="http://schemas.microsoft.com/office/word/2020/wordml/sdtdatahash" xmlns:w16sdtfl="http://schemas.microsoft.com/office/word/2024/wordml/sdtformatlock" xmlns:w16se="http://schemas.microsoft.com/office/word/2015/wordml/symex" xmlns:w16du="http://schemas.microsoft.com/office/word/2023/wordml/word16du" xmlns:wne="http://schemas.microsoft.com/office/word/2006/wordml" mc:Ignorable="w14 w15 w16se w16cid w16 w16cex w16sdtdh w16sdtfl w16du wp14">
   <w:footnote w:type="separator" w:id="-1">
     <w:p>
       <w:pPr>
@@ -5149,7 +4873,7 @@
 </file>
 
 <file path=word/numbering.xml><?xml version="1.0" encoding="utf-8"?>
-<w:numbering xmlns:wpc="http://schemas.microsoft.com/office/word/2010/wordprocessingCanvas" xmlns:cx="http://schemas.microsoft.com/office/drawing/2014/chartex" xmlns:cx1="http://schemas.microsoft.com/office/drawing/2015/9/8/chartex" xmlns:cx2="http://schemas.microsoft.com/office/drawing/2015/10/21/chartex" xmlns:cx3="http://schemas.microsoft.com/office/drawing/2016/5/9/chartex" xmlns:cx4="http://schemas.microsoft.com/office/drawing/2016/5/10/chartex" xmlns:cx5="http://schemas.microsoft.com/office/drawing/2016/5/11/chartex" xmlns:cx6="http://schemas.microsoft.com/office/drawing/2016/5/12/chartex" xmlns:cx7="http://schemas.microsoft.com/office/drawing/2016/5/13/chartex" xmlns:cx8="http://schemas.microsoft.com/office/drawing/2016/5/14/chartex" xmlns:mc="http://schemas.openxmlformats.org/markup-compatibility/2006" xmlns:aink="http://schemas.microsoft.com/office/drawing/2016/ink" xmlns:am3d="http://schemas.microsoft.com/office/drawing/2017/model3d" xmlns:o="urn:schemas-microsoft-com:office:office" xmlns:oel="http://schemas.microsoft.com/office/2019/extlst" xmlns:r="http://schemas.openxmlformats.org/officeDocument/2006/relationships" xmlns:m="http://schemas.openxmlformats.org/officeDocument/2006/math" xmlns:v="urn:schemas-microsoft-com:vml" xmlns:wp14="http://schemas.microsoft.com/office/word/2010/wordprocessingDrawing" xmlns:wp="http://schemas.openxmlformats.org/drawingml/2006/wordprocessingDrawing" xmlns:w10="urn:schemas-microsoft-com:office:word" xmlns:w="http://schemas.openxmlformats.org/wordprocessingml/2006/main" xmlns:w14="http://schemas.microsoft.com/office/word/2010/wordml" xmlns:w15="http://schemas.microsoft.com/office/word/2012/wordml" xmlns:w16cex="http://schemas.microsoft.com/office/word/2018/wordml/cex" xmlns:w16cid="http://schemas.microsoft.com/office/word/2016/wordml/cid" xmlns:w16="http://schemas.microsoft.com/office/word/2018/wordml" xmlns:w16du="http://schemas.microsoft.com/office/word/2023/wordml/word16du" xmlns:w16sdtdh="http://schemas.microsoft.com/office/word/2020/wordml/sdtdatahash" xmlns:w16sdtfl="http://schemas.microsoft.com/office/word/2024/wordml/sdtformatlock" xmlns:w16se="http://schemas.microsoft.com/office/word/2015/wordml/symex" xmlns:wpg="http://schemas.microsoft.com/office/word/2010/wordprocessingGroup" xmlns:wpi="http://schemas.microsoft.com/office/word/2010/wordprocessingInk" xmlns:wne="http://schemas.microsoft.com/office/word/2006/wordml" xmlns:wps="http://schemas.microsoft.com/office/word/2010/wordprocessingShape" mc:Ignorable="w14 w15 w16se w16cid w16 w16cex w16sdtdh w16sdtfl w16du wp14">
+<w:numbering xmlns:wpc="http://schemas.microsoft.com/office/word/2010/wordprocessingCanvas" xmlns:cx="http://schemas.microsoft.com/office/drawing/2014/chartex" xmlns:cx1="http://schemas.microsoft.com/office/drawing/2015/9/8/chartex" xmlns:cx2="http://schemas.microsoft.com/office/drawing/2015/10/21/chartex" xmlns:cx3="http://schemas.microsoft.com/office/drawing/2016/5/9/chartex" xmlns:cx4="http://schemas.microsoft.com/office/drawing/2016/5/10/chartex" xmlns:cx5="http://schemas.microsoft.com/office/drawing/2016/5/11/chartex" xmlns:cx6="http://schemas.microsoft.com/office/drawing/2016/5/12/chartex" xmlns:cx7="http://schemas.microsoft.com/office/drawing/2016/5/13/chartex" xmlns:cx8="http://schemas.microsoft.com/office/drawing/2016/5/14/chartex" xmlns:mc="http://schemas.openxmlformats.org/markup-compatibility/2006" xmlns:m="http://schemas.openxmlformats.org/officeDocument/2006/math" xmlns:aink="http://schemas.microsoft.com/office/drawing/2016/ink" xmlns:am3d="http://schemas.microsoft.com/office/drawing/2017/model3d" xmlns:oel="http://schemas.microsoft.com/office/2019/extlst" xmlns:r="http://schemas.openxmlformats.org/officeDocument/2006/relationships" xmlns:wp14="http://schemas.microsoft.com/office/word/2010/wordprocessingDrawing" xmlns:wp="http://schemas.openxmlformats.org/drawingml/2006/wordprocessingDrawing" xmlns:wpg="http://schemas.microsoft.com/office/word/2010/wordprocessingGroup" xmlns:wpi="http://schemas.microsoft.com/office/word/2010/wordprocessingInk" xmlns:wps="http://schemas.microsoft.com/office/word/2010/wordprocessingShape" xmlns:o="urn:schemas-microsoft-com:office:office" xmlns:v="urn:schemas-microsoft-com:vml" xmlns:w10="urn:schemas-microsoft-com:office:word" xmlns:w="http://schemas.openxmlformats.org/wordprocessingml/2006/main" xmlns:w14="http://schemas.microsoft.com/office/word/2010/wordml" xmlns:w15="http://schemas.microsoft.com/office/word/2012/wordml" xmlns:w16cex="http://schemas.microsoft.com/office/word/2018/wordml/cex" xmlns:w16cid="http://schemas.microsoft.com/office/word/2016/wordml/cid" xmlns:w16="http://schemas.microsoft.com/office/word/2018/wordml" xmlns:w16sdtdh="http://schemas.microsoft.com/office/word/2020/wordml/sdtdatahash" xmlns:w16sdtfl="http://schemas.microsoft.com/office/word/2024/wordml/sdtformatlock" xmlns:w16se="http://schemas.microsoft.com/office/word/2015/wordml/symex" xmlns:w16du="http://schemas.microsoft.com/office/word/2023/wordml/word16du" xmlns:wne="http://schemas.microsoft.com/office/word/2006/wordml" mc:Ignorable="w14 w15 w16se w16cid w16 w16cex w16sdtdh w16sdtfl w16du wp14">
   <w:abstractNum w:abstractNumId="0" w15:restartNumberingAfterBreak="0">
     <w:nsid w:val="02604484"/>
     <w:multiLevelType w:val="multilevel"/>
@@ -8160,7 +7884,7 @@
 </file>
 
 <file path=word/styles.xml><?xml version="1.0" encoding="utf-8"?>
-<w:styles xmlns:mc="http://schemas.openxmlformats.org/markup-compatibility/2006" xmlns:r="http://schemas.openxmlformats.org/officeDocument/2006/relationships" xmlns:w="http://schemas.openxmlformats.org/wordprocessingml/2006/main" xmlns:w14="http://schemas.microsoft.com/office/word/2010/wordml" xmlns:w15="http://schemas.microsoft.com/office/word/2012/wordml" xmlns:w16cex="http://schemas.microsoft.com/office/word/2018/wordml/cex" xmlns:w16cid="http://schemas.microsoft.com/office/word/2016/wordml/cid" xmlns:w16="http://schemas.microsoft.com/office/word/2018/wordml" xmlns:w16du="http://schemas.microsoft.com/office/word/2023/wordml/word16du" xmlns:w16sdtdh="http://schemas.microsoft.com/office/word/2020/wordml/sdtdatahash" xmlns:w16sdtfl="http://schemas.microsoft.com/office/word/2024/wordml/sdtformatlock" xmlns:w16se="http://schemas.microsoft.com/office/word/2015/wordml/symex" mc:Ignorable="w14 w15 w16se w16cid w16 w16cex w16sdtdh w16sdtfl w16du">
+<w:styles xmlns:mc="http://schemas.openxmlformats.org/markup-compatibility/2006" xmlns:r="http://schemas.openxmlformats.org/officeDocument/2006/relationships" xmlns:w="http://schemas.openxmlformats.org/wordprocessingml/2006/main" xmlns:w14="http://schemas.microsoft.com/office/word/2010/wordml" xmlns:w15="http://schemas.microsoft.com/office/word/2012/wordml" xmlns:w16cex="http://schemas.microsoft.com/office/word/2018/wordml/cex" xmlns:w16cid="http://schemas.microsoft.com/office/word/2016/wordml/cid" xmlns:w16="http://schemas.microsoft.com/office/word/2018/wordml" xmlns:w16sdtdh="http://schemas.microsoft.com/office/word/2020/wordml/sdtdatahash" xmlns:w16sdtfl="http://schemas.microsoft.com/office/word/2024/wordml/sdtformatlock" xmlns:w16se="http://schemas.microsoft.com/office/word/2015/wordml/symex" xmlns:w16du="http://schemas.microsoft.com/office/word/2023/wordml/word16du" mc:Ignorable="w14 w15 w16se w16cid w16 w16cex w16sdtdh w16sdtfl w16du">
   <w:docDefaults>
     <w:rPrDefault>
       <w:rPr>
@@ -8560,11 +8284,11 @@
     <w:name w:val="Normal"/>
     <w:qFormat/>
   </w:style>
-  <w:style w:type="paragraph" w:styleId="Heading1">
+  <w:style w:type="paragraph" w:styleId="Overskrift1">
     <w:name w:val="heading 1"/>
     <w:basedOn w:val="Normal"/>
     <w:next w:val="Normal"/>
-    <w:link w:val="Heading1Char"/>
+    <w:link w:val="Overskrift1Tegn"/>
     <w:uiPriority w:val="9"/>
     <w:qFormat/>
     <w:rsid w:val="0018685D"/>
@@ -8581,11 +8305,11 @@
       <w:szCs w:val="40"/>
     </w:rPr>
   </w:style>
-  <w:style w:type="paragraph" w:styleId="Heading2">
+  <w:style w:type="paragraph" w:styleId="Overskrift2">
     <w:name w:val="heading 2"/>
     <w:basedOn w:val="Normal"/>
     <w:next w:val="Normal"/>
-    <w:link w:val="Heading2Char"/>
+    <w:link w:val="Overskrift2Tegn"/>
     <w:uiPriority w:val="9"/>
     <w:semiHidden/>
     <w:unhideWhenUsed/>
@@ -8604,11 +8328,11 @@
       <w:szCs w:val="32"/>
     </w:rPr>
   </w:style>
-  <w:style w:type="paragraph" w:styleId="Heading3">
+  <w:style w:type="paragraph" w:styleId="Overskrift3">
     <w:name w:val="heading 3"/>
     <w:basedOn w:val="Normal"/>
     <w:next w:val="Normal"/>
-    <w:link w:val="Heading3Char"/>
+    <w:link w:val="Overskrift3Tegn"/>
     <w:uiPriority w:val="9"/>
     <w:semiHidden/>
     <w:unhideWhenUsed/>
@@ -8627,11 +8351,11 @@
       <w:szCs w:val="28"/>
     </w:rPr>
   </w:style>
-  <w:style w:type="paragraph" w:styleId="Heading4">
+  <w:style w:type="paragraph" w:styleId="Overskrift4">
     <w:name w:val="heading 4"/>
     <w:basedOn w:val="Normal"/>
     <w:next w:val="Normal"/>
-    <w:link w:val="Heading4Char"/>
+    <w:link w:val="Overskrift4Tegn"/>
     <w:uiPriority w:val="9"/>
     <w:semiHidden/>
     <w:unhideWhenUsed/>
@@ -8650,11 +8374,11 @@
       <w:color w:val="0F4761" w:themeColor="accent1" w:themeShade="BF"/>
     </w:rPr>
   </w:style>
-  <w:style w:type="paragraph" w:styleId="Heading5">
+  <w:style w:type="paragraph" w:styleId="Overskrift5">
     <w:name w:val="heading 5"/>
     <w:basedOn w:val="Normal"/>
     <w:next w:val="Normal"/>
-    <w:link w:val="Heading5Char"/>
+    <w:link w:val="Overskrift5Tegn"/>
     <w:uiPriority w:val="9"/>
     <w:semiHidden/>
     <w:unhideWhenUsed/>
@@ -8671,11 +8395,11 @@
       <w:color w:val="0F4761" w:themeColor="accent1" w:themeShade="BF"/>
     </w:rPr>
   </w:style>
-  <w:style w:type="paragraph" w:styleId="Heading6">
+  <w:style w:type="paragraph" w:styleId="Overskrift6">
     <w:name w:val="heading 6"/>
     <w:basedOn w:val="Normal"/>
     <w:next w:val="Normal"/>
-    <w:link w:val="Heading6Char"/>
+    <w:link w:val="Overskrift6Tegn"/>
     <w:uiPriority w:val="9"/>
     <w:semiHidden/>
     <w:unhideWhenUsed/>
@@ -8694,11 +8418,11 @@
       <w:color w:val="595959" w:themeColor="text1" w:themeTint="A6"/>
     </w:rPr>
   </w:style>
-  <w:style w:type="paragraph" w:styleId="Heading7">
+  <w:style w:type="paragraph" w:styleId="Overskrift7">
     <w:name w:val="heading 7"/>
     <w:basedOn w:val="Normal"/>
     <w:next w:val="Normal"/>
-    <w:link w:val="Heading7Char"/>
+    <w:link w:val="Overskrift7Tegn"/>
     <w:uiPriority w:val="9"/>
     <w:semiHidden/>
     <w:unhideWhenUsed/>
@@ -8715,11 +8439,11 @@
       <w:color w:val="595959" w:themeColor="text1" w:themeTint="A6"/>
     </w:rPr>
   </w:style>
-  <w:style w:type="paragraph" w:styleId="Heading8">
+  <w:style w:type="paragraph" w:styleId="Overskrift8">
     <w:name w:val="heading 8"/>
     <w:basedOn w:val="Normal"/>
     <w:next w:val="Normal"/>
-    <w:link w:val="Heading8Char"/>
+    <w:link w:val="Overskrift8Tegn"/>
     <w:uiPriority w:val="9"/>
     <w:semiHidden/>
     <w:unhideWhenUsed/>
@@ -8738,11 +8462,11 @@
       <w:color w:val="272727" w:themeColor="text1" w:themeTint="D8"/>
     </w:rPr>
   </w:style>
-  <w:style w:type="paragraph" w:styleId="Heading9">
+  <w:style w:type="paragraph" w:styleId="Overskrift9">
     <w:name w:val="heading 9"/>
     <w:basedOn w:val="Normal"/>
     <w:next w:val="Normal"/>
-    <w:link w:val="Heading9Char"/>
+    <w:link w:val="Overskrift9Tegn"/>
     <w:uiPriority w:val="9"/>
     <w:semiHidden/>
     <w:unhideWhenUsed/>
@@ -8759,12 +8483,13 @@
       <w:color w:val="272727" w:themeColor="text1" w:themeTint="D8"/>
     </w:rPr>
   </w:style>
-  <w:style w:type="character" w:default="1" w:styleId="DefaultParagraphFont">
+  <w:style w:type="character" w:default="1" w:styleId="Standardskrifttypeiafsnit">
     <w:name w:val="Default Paragraph Font"/>
     <w:uiPriority w:val="1"/>
+    <w:semiHidden/>
     <w:unhideWhenUsed/>
   </w:style>
-  <w:style w:type="table" w:default="1" w:styleId="TableNormal">
+  <w:style w:type="table" w:default="1" w:styleId="Tabel-Normal">
     <w:name w:val="Normal Table"/>
     <w:uiPriority w:val="99"/>
     <w:semiHidden/>
@@ -8779,16 +8504,16 @@
       </w:tblCellMar>
     </w:tblPr>
   </w:style>
-  <w:style w:type="numbering" w:default="1" w:styleId="NoList">
+  <w:style w:type="numbering" w:default="1" w:styleId="Ingenoversigt">
     <w:name w:val="No List"/>
     <w:uiPriority w:val="99"/>
     <w:semiHidden/>
     <w:unhideWhenUsed/>
   </w:style>
-  <w:style w:type="character" w:customStyle="1" w:styleId="Heading1Char">
-    <w:name w:val="Heading 1 Char"/>
-    <w:basedOn w:val="DefaultParagraphFont"/>
-    <w:link w:val="Heading1"/>
+  <w:style w:type="character" w:customStyle="1" w:styleId="Overskrift1Tegn">
+    <w:name w:val="Overskrift 1 Tegn"/>
+    <w:basedOn w:val="Standardskrifttypeiafsnit"/>
+    <w:link w:val="Overskrift1"/>
     <w:uiPriority w:val="9"/>
     <w:rsid w:val="0018685D"/>
     <w:rPr>
@@ -8798,10 +8523,10 @@
       <w:szCs w:val="40"/>
     </w:rPr>
   </w:style>
-  <w:style w:type="character" w:customStyle="1" w:styleId="Heading2Char">
-    <w:name w:val="Heading 2 Char"/>
-    <w:basedOn w:val="DefaultParagraphFont"/>
-    <w:link w:val="Heading2"/>
+  <w:style w:type="character" w:customStyle="1" w:styleId="Overskrift2Tegn">
+    <w:name w:val="Overskrift 2 Tegn"/>
+    <w:basedOn w:val="Standardskrifttypeiafsnit"/>
+    <w:link w:val="Overskrift2"/>
     <w:uiPriority w:val="9"/>
     <w:semiHidden/>
     <w:rsid w:val="0018685D"/>
@@ -8812,10 +8537,10 @@
       <w:szCs w:val="32"/>
     </w:rPr>
   </w:style>
-  <w:style w:type="character" w:customStyle="1" w:styleId="Heading3Char">
-    <w:name w:val="Heading 3 Char"/>
-    <w:basedOn w:val="DefaultParagraphFont"/>
-    <w:link w:val="Heading3"/>
+  <w:style w:type="character" w:customStyle="1" w:styleId="Overskrift3Tegn">
+    <w:name w:val="Overskrift 3 Tegn"/>
+    <w:basedOn w:val="Standardskrifttypeiafsnit"/>
+    <w:link w:val="Overskrift3"/>
     <w:uiPriority w:val="9"/>
     <w:semiHidden/>
     <w:rsid w:val="0018685D"/>
@@ -8826,10 +8551,10 @@
       <w:szCs w:val="28"/>
     </w:rPr>
   </w:style>
-  <w:style w:type="character" w:customStyle="1" w:styleId="Heading4Char">
-    <w:name w:val="Heading 4 Char"/>
-    <w:basedOn w:val="DefaultParagraphFont"/>
-    <w:link w:val="Heading4"/>
+  <w:style w:type="character" w:customStyle="1" w:styleId="Overskrift4Tegn">
+    <w:name w:val="Overskrift 4 Tegn"/>
+    <w:basedOn w:val="Standardskrifttypeiafsnit"/>
+    <w:link w:val="Overskrift4"/>
     <w:uiPriority w:val="9"/>
     <w:semiHidden/>
     <w:rsid w:val="0018685D"/>
@@ -8840,10 +8565,10 @@
       <w:color w:val="0F4761" w:themeColor="accent1" w:themeShade="BF"/>
     </w:rPr>
   </w:style>
-  <w:style w:type="character" w:customStyle="1" w:styleId="Heading5Char">
-    <w:name w:val="Heading 5 Char"/>
-    <w:basedOn w:val="DefaultParagraphFont"/>
-    <w:link w:val="Heading5"/>
+  <w:style w:type="character" w:customStyle="1" w:styleId="Overskrift5Tegn">
+    <w:name w:val="Overskrift 5 Tegn"/>
+    <w:basedOn w:val="Standardskrifttypeiafsnit"/>
+    <w:link w:val="Overskrift5"/>
     <w:uiPriority w:val="9"/>
     <w:semiHidden/>
     <w:rsid w:val="0018685D"/>
@@ -8852,10 +8577,10 @@
       <w:color w:val="0F4761" w:themeColor="accent1" w:themeShade="BF"/>
     </w:rPr>
   </w:style>
-  <w:style w:type="character" w:customStyle="1" w:styleId="Heading6Char">
-    <w:name w:val="Heading 6 Char"/>
-    <w:basedOn w:val="DefaultParagraphFont"/>
-    <w:link w:val="Heading6"/>
+  <w:style w:type="character" w:customStyle="1" w:styleId="Overskrift6Tegn">
+    <w:name w:val="Overskrift 6 Tegn"/>
+    <w:basedOn w:val="Standardskrifttypeiafsnit"/>
+    <w:link w:val="Overskrift6"/>
     <w:uiPriority w:val="9"/>
     <w:semiHidden/>
     <w:rsid w:val="0018685D"/>
@@ -8866,10 +8591,10 @@
       <w:color w:val="595959" w:themeColor="text1" w:themeTint="A6"/>
     </w:rPr>
   </w:style>
-  <w:style w:type="character" w:customStyle="1" w:styleId="Heading7Char">
-    <w:name w:val="Heading 7 Char"/>
-    <w:basedOn w:val="DefaultParagraphFont"/>
-    <w:link w:val="Heading7"/>
+  <w:style w:type="character" w:customStyle="1" w:styleId="Overskrift7Tegn">
+    <w:name w:val="Overskrift 7 Tegn"/>
+    <w:basedOn w:val="Standardskrifttypeiafsnit"/>
+    <w:link w:val="Overskrift7"/>
     <w:uiPriority w:val="9"/>
     <w:semiHidden/>
     <w:rsid w:val="0018685D"/>
@@ -8878,10 +8603,10 @@
       <w:color w:val="595959" w:themeColor="text1" w:themeTint="A6"/>
     </w:rPr>
   </w:style>
-  <w:style w:type="character" w:customStyle="1" w:styleId="Heading8Char">
-    <w:name w:val="Heading 8 Char"/>
-    <w:basedOn w:val="DefaultParagraphFont"/>
-    <w:link w:val="Heading8"/>
+  <w:style w:type="character" w:customStyle="1" w:styleId="Overskrift8Tegn">
+    <w:name w:val="Overskrift 8 Tegn"/>
+    <w:basedOn w:val="Standardskrifttypeiafsnit"/>
+    <w:link w:val="Overskrift8"/>
     <w:uiPriority w:val="9"/>
     <w:semiHidden/>
     <w:rsid w:val="0018685D"/>
@@ -8892,10 +8617,10 @@
       <w:color w:val="272727" w:themeColor="text1" w:themeTint="D8"/>
     </w:rPr>
   </w:style>
-  <w:style w:type="character" w:customStyle="1" w:styleId="Heading9Char">
-    <w:name w:val="Heading 9 Char"/>
-    <w:basedOn w:val="DefaultParagraphFont"/>
-    <w:link w:val="Heading9"/>
+  <w:style w:type="character" w:customStyle="1" w:styleId="Overskrift9Tegn">
+    <w:name w:val="Overskrift 9 Tegn"/>
+    <w:basedOn w:val="Standardskrifttypeiafsnit"/>
+    <w:link w:val="Overskrift9"/>
     <w:uiPriority w:val="9"/>
     <w:semiHidden/>
     <w:rsid w:val="0018685D"/>
@@ -8904,11 +8629,11 @@
       <w:color w:val="272727" w:themeColor="text1" w:themeTint="D8"/>
     </w:rPr>
   </w:style>
-  <w:style w:type="paragraph" w:styleId="Title">
+  <w:style w:type="paragraph" w:styleId="Titel">
     <w:name w:val="Title"/>
     <w:basedOn w:val="Normal"/>
     <w:next w:val="Normal"/>
-    <w:link w:val="TitleChar"/>
+    <w:link w:val="TitelTegn"/>
     <w:uiPriority w:val="10"/>
     <w:qFormat/>
     <w:rsid w:val="0018685D"/>
@@ -8924,10 +8649,10 @@
       <w:szCs w:val="56"/>
     </w:rPr>
   </w:style>
-  <w:style w:type="character" w:customStyle="1" w:styleId="TitleChar">
-    <w:name w:val="Title Char"/>
-    <w:basedOn w:val="DefaultParagraphFont"/>
-    <w:link w:val="Title"/>
+  <w:style w:type="character" w:customStyle="1" w:styleId="TitelTegn">
+    <w:name w:val="Titel Tegn"/>
+    <w:basedOn w:val="Standardskrifttypeiafsnit"/>
+    <w:link w:val="Titel"/>
     <w:uiPriority w:val="10"/>
     <w:rsid w:val="0018685D"/>
     <w:rPr>
@@ -8938,11 +8663,11 @@
       <w:szCs w:val="56"/>
     </w:rPr>
   </w:style>
-  <w:style w:type="paragraph" w:styleId="Subtitle">
+  <w:style w:type="paragraph" w:styleId="Undertitel">
     <w:name w:val="Subtitle"/>
     <w:basedOn w:val="Normal"/>
     <w:next w:val="Normal"/>
-    <w:link w:val="SubtitleChar"/>
+    <w:link w:val="UndertitelTegn"/>
     <w:uiPriority w:val="11"/>
     <w:qFormat/>
     <w:rsid w:val="0018685D"/>
@@ -8959,10 +8684,10 @@
       <w:szCs w:val="28"/>
     </w:rPr>
   </w:style>
-  <w:style w:type="character" w:customStyle="1" w:styleId="SubtitleChar">
-    <w:name w:val="Subtitle Char"/>
-    <w:basedOn w:val="DefaultParagraphFont"/>
-    <w:link w:val="Subtitle"/>
+  <w:style w:type="character" w:customStyle="1" w:styleId="UndertitelTegn">
+    <w:name w:val="Undertitel Tegn"/>
+    <w:basedOn w:val="Standardskrifttypeiafsnit"/>
+    <w:link w:val="Undertitel"/>
     <w:uiPriority w:val="11"/>
     <w:rsid w:val="0018685D"/>
     <w:rPr>
@@ -8973,11 +8698,11 @@
       <w:szCs w:val="28"/>
     </w:rPr>
   </w:style>
-  <w:style w:type="paragraph" w:styleId="Quote">
+  <w:style w:type="paragraph" w:styleId="Citat">
     <w:name w:val="Quote"/>
     <w:basedOn w:val="Normal"/>
     <w:next w:val="Normal"/>
-    <w:link w:val="QuoteChar"/>
+    <w:link w:val="CitatTegn"/>
     <w:uiPriority w:val="29"/>
     <w:qFormat/>
     <w:rsid w:val="0018685D"/>
@@ -8991,10 +8716,10 @@
       <w:color w:val="404040" w:themeColor="text1" w:themeTint="BF"/>
     </w:rPr>
   </w:style>
-  <w:style w:type="character" w:customStyle="1" w:styleId="QuoteChar">
-    <w:name w:val="Quote Char"/>
-    <w:basedOn w:val="DefaultParagraphFont"/>
-    <w:link w:val="Quote"/>
+  <w:style w:type="character" w:customStyle="1" w:styleId="CitatTegn">
+    <w:name w:val="Citat Tegn"/>
+    <w:basedOn w:val="Standardskrifttypeiafsnit"/>
+    <w:link w:val="Citat"/>
     <w:uiPriority w:val="29"/>
     <w:rsid w:val="0018685D"/>
     <w:rPr>
@@ -9003,7 +8728,7 @@
       <w:color w:val="404040" w:themeColor="text1" w:themeTint="BF"/>
     </w:rPr>
   </w:style>
-  <w:style w:type="paragraph" w:styleId="ListParagraph">
+  <w:style w:type="paragraph" w:styleId="Listeafsnit">
     <w:name w:val="List Paragraph"/>
     <w:basedOn w:val="Normal"/>
     <w:uiPriority w:val="34"/>
@@ -9014,9 +8739,9 @@
       <w:contextualSpacing/>
     </w:pPr>
   </w:style>
-  <w:style w:type="character" w:styleId="IntenseEmphasis">
+  <w:style w:type="character" w:styleId="Kraftigfremhvning">
     <w:name w:val="Intense Emphasis"/>
-    <w:basedOn w:val="DefaultParagraphFont"/>
+    <w:basedOn w:val="Standardskrifttypeiafsnit"/>
     <w:uiPriority w:val="21"/>
     <w:qFormat/>
     <w:rsid w:val="0018685D"/>
@@ -9026,11 +8751,11 @@
       <w:color w:val="0F4761" w:themeColor="accent1" w:themeShade="BF"/>
     </w:rPr>
   </w:style>
-  <w:style w:type="paragraph" w:styleId="IntenseQuote">
+  <w:style w:type="paragraph" w:styleId="Strktcitat">
     <w:name w:val="Intense Quote"/>
     <w:basedOn w:val="Normal"/>
     <w:next w:val="Normal"/>
-    <w:link w:val="IntenseQuoteChar"/>
+    <w:link w:val="StrktcitatTegn"/>
     <w:uiPriority w:val="30"/>
     <w:qFormat/>
     <w:rsid w:val="0018685D"/>
@@ -9049,10 +8774,10 @@
       <w:color w:val="0F4761" w:themeColor="accent1" w:themeShade="BF"/>
     </w:rPr>
   </w:style>
-  <w:style w:type="character" w:customStyle="1" w:styleId="IntenseQuoteChar">
-    <w:name w:val="Intense Quote Char"/>
-    <w:basedOn w:val="DefaultParagraphFont"/>
-    <w:link w:val="IntenseQuote"/>
+  <w:style w:type="character" w:customStyle="1" w:styleId="StrktcitatTegn">
+    <w:name w:val="Stærkt citat Tegn"/>
+    <w:basedOn w:val="Standardskrifttypeiafsnit"/>
+    <w:link w:val="Strktcitat"/>
     <w:uiPriority w:val="30"/>
     <w:rsid w:val="0018685D"/>
     <w:rPr>
@@ -9061,9 +8786,9 @@
       <w:color w:val="0F4761" w:themeColor="accent1" w:themeShade="BF"/>
     </w:rPr>
   </w:style>
-  <w:style w:type="character" w:styleId="IntenseReference">
+  <w:style w:type="character" w:styleId="Kraftighenvisning">
     <w:name w:val="Intense Reference"/>
-    <w:basedOn w:val="DefaultParagraphFont"/>
+    <w:basedOn w:val="Standardskrifttypeiafsnit"/>
     <w:uiPriority w:val="32"/>
     <w:qFormat/>
     <w:rsid w:val="0018685D"/>
@@ -9094,10 +8819,10 @@
       <w14:ligatures w14:val="none"/>
     </w:rPr>
   </w:style>
-  <w:style w:type="paragraph" w:styleId="Header">
+  <w:style w:type="paragraph" w:styleId="Sidehoved">
     <w:name w:val="header"/>
     <w:basedOn w:val="Normal"/>
-    <w:link w:val="HeaderChar"/>
+    <w:link w:val="SidehovedTegn"/>
     <w:uiPriority w:val="99"/>
     <w:unhideWhenUsed/>
     <w:rsid w:val="00B11B3A"/>
@@ -9109,17 +8834,17 @@
       <w:spacing w:after="0" w:line="240" w:lineRule="auto"/>
     </w:pPr>
   </w:style>
-  <w:style w:type="character" w:customStyle="1" w:styleId="HeaderChar">
-    <w:name w:val="Header Char"/>
-    <w:basedOn w:val="DefaultParagraphFont"/>
-    <w:link w:val="Header"/>
+  <w:style w:type="character" w:customStyle="1" w:styleId="SidehovedTegn">
+    <w:name w:val="Sidehoved Tegn"/>
+    <w:basedOn w:val="Standardskrifttypeiafsnit"/>
+    <w:link w:val="Sidehoved"/>
     <w:uiPriority w:val="99"/>
     <w:rsid w:val="00B11B3A"/>
   </w:style>
-  <w:style w:type="paragraph" w:styleId="Footer">
+  <w:style w:type="paragraph" w:styleId="Sidefod">
     <w:name w:val="footer"/>
     <w:basedOn w:val="Normal"/>
-    <w:link w:val="FooterChar"/>
+    <w:link w:val="SidefodTegn"/>
     <w:uiPriority w:val="99"/>
     <w:unhideWhenUsed/>
     <w:rsid w:val="00B11B3A"/>
@@ -9131,10 +8856,10 @@
       <w:spacing w:after="0" w:line="240" w:lineRule="auto"/>
     </w:pPr>
   </w:style>
-  <w:style w:type="character" w:customStyle="1" w:styleId="FooterChar">
-    <w:name w:val="Footer Char"/>
-    <w:basedOn w:val="DefaultParagraphFont"/>
-    <w:link w:val="Footer"/>
+  <w:style w:type="character" w:customStyle="1" w:styleId="SidefodTegn">
+    <w:name w:val="Sidefod Tegn"/>
+    <w:basedOn w:val="Standardskrifttypeiafsnit"/>
+    <w:link w:val="Sidefod"/>
     <w:uiPriority w:val="99"/>
     <w:rsid w:val="00B11B3A"/>
   </w:style>
